--- a/5th Term/Information systems and DB/Lab4/Lab4.3 Отчёт.docx
+++ b/5th Term/Information systems and DB/Lab4/Lab4.3 Отчёт.docx
@@ -175,7 +175,14 @@
           <w:sz w:val="32"/>
           <w:szCs w:val="32"/>
         </w:rPr>
-        <w:t>.2</w:t>
+        <w:t>.</w:t>
+      </w:r>
+      <w:r>
+        <w:rPr>
+          <w:sz w:val="32"/>
+          <w:szCs w:val="32"/>
+        </w:rPr>
+        <w:t>3</w:t>
       </w:r>
     </w:p>
     <w:p>
@@ -453,7 +460,7 @@
           <w:rFonts w:eastAsia="Times New Roman" w:cs="Times New Roman"/>
           <w:bCs/>
           <w:szCs w:val="28"/>
-          <w:lang w:eastAsia="ru-RU"/>
+          <w:lang w:val="en-US" w:eastAsia="ru-RU"/>
         </w:rPr>
       </w:pPr>
       <w:r>
@@ -463,73 +470,7 @@
           <w:szCs w:val="28"/>
           <w:lang w:eastAsia="ru-RU"/>
         </w:rPr>
-        <w:t>По варианту индивидуального задания создать функцию для формирования набора данных отчета. Выполнить тестирование функции.</w:t>
-      </w:r>
-    </w:p>
-    <w:p>
-      <w:pPr>
-        <w:rPr>
-          <w:rFonts w:eastAsia="Times New Roman" w:cs="Times New Roman"/>
-          <w:bCs/>
-          <w:szCs w:val="28"/>
-          <w:lang w:eastAsia="ru-RU"/>
-        </w:rPr>
-      </w:pPr>
-    </w:p>
-    <w:p>
-      <w:pPr>
-        <w:rPr>
-          <w:rFonts w:eastAsia="Times New Roman" w:cs="Times New Roman"/>
-          <w:bCs/>
-          <w:szCs w:val="28"/>
-          <w:lang w:eastAsia="ru-RU"/>
-        </w:rPr>
-      </w:pPr>
-      <w:r>
-        <w:rPr>
-          <w:rFonts w:eastAsia="Times New Roman" w:cs="Times New Roman"/>
-          <w:b/>
-          <w:szCs w:val="28"/>
-          <w:lang w:eastAsia="ru-RU"/>
-        </w:rPr>
-        <w:t>Задание варианта</w:t>
-      </w:r>
-      <w:r>
-        <w:rPr>
-          <w:rFonts w:eastAsia="Times New Roman" w:cs="Times New Roman"/>
-          <w:bCs/>
-          <w:szCs w:val="28"/>
-          <w:lang w:eastAsia="ru-RU"/>
-        </w:rPr>
-        <w:t>:</w:t>
-      </w:r>
-    </w:p>
-    <w:p>
-      <w:pPr>
-        <w:rPr>
-          <w:rFonts w:eastAsia="Times New Roman" w:cs="Times New Roman"/>
-          <w:bCs/>
-          <w:szCs w:val="28"/>
-          <w:lang w:eastAsia="ru-RU"/>
-        </w:rPr>
-      </w:pPr>
-      <w:r>
-        <w:rPr>
-          <w:rFonts w:eastAsia="Times New Roman" w:cs="Times New Roman"/>
-          <w:bCs/>
-          <w:szCs w:val="28"/>
-          <w:lang w:eastAsia="ru-RU"/>
-        </w:rPr>
-        <w:t>Для номеров пар из заданного диапазона и заданного корпуса сформировать отчет с группировкой по дням недели и номеру пары. Для каждой группы строк вывести общее количество пар, количество студентов, резерв свободных мест, процент заполненности аудиторий</w:t>
-      </w:r>
-      <w:r>
-        <w:rPr>
-          <w:rFonts w:eastAsia="Times New Roman" w:cs="Times New Roman"/>
-          <w:bCs/>
-          <w:szCs w:val="28"/>
-          <w:lang w:eastAsia="ru-RU"/>
-        </w:rPr>
-        <w:t>.</w:t>
+        <w:t>Вывести отчет в программном приложении</w:t>
       </w:r>
     </w:p>
     <w:p>
@@ -799,45 +740,6 @@
     </w:p>
     <w:p>
       <w:pPr>
-        <w:spacing w:after="160" w:line="259" w:lineRule="auto"/>
-        <w:ind w:firstLine="0"/>
-        <w:jc w:val="left"/>
-        <w:rPr>
-          <w:rFonts w:eastAsia="Times New Roman" w:cs="Times New Roman"/>
-          <w:bCs/>
-          <w:szCs w:val="28"/>
-          <w:lang w:eastAsia="ru-RU"/>
-        </w:rPr>
-      </w:pPr>
-    </w:p>
-    <w:p>
-      <w:pPr>
-        <w:spacing w:after="160" w:line="259" w:lineRule="auto"/>
-        <w:ind w:firstLine="0"/>
-        <w:jc w:val="left"/>
-        <w:rPr>
-          <w:rFonts w:eastAsia="Times New Roman" w:cs="Times New Roman"/>
-          <w:bCs/>
-          <w:szCs w:val="28"/>
-          <w:lang w:eastAsia="ru-RU"/>
-        </w:rPr>
-      </w:pPr>
-    </w:p>
-    <w:p>
-      <w:pPr>
-        <w:spacing w:after="160" w:line="259" w:lineRule="auto"/>
-        <w:ind w:firstLine="0"/>
-        <w:jc w:val="left"/>
-        <w:rPr>
-          <w:rFonts w:eastAsia="Times New Roman" w:cs="Times New Roman"/>
-          <w:bCs/>
-          <w:szCs w:val="28"/>
-          <w:lang w:eastAsia="ru-RU"/>
-        </w:rPr>
-      </w:pPr>
-    </w:p>
-    <w:p>
-      <w:pPr>
         <w:ind w:firstLine="0"/>
         <w:rPr>
           <w:rFonts w:eastAsia="Times New Roman" w:cs="Times New Roman"/>
@@ -853,25 +755,3185 @@
           <w:szCs w:val="28"/>
           <w:lang w:eastAsia="ru-RU"/>
         </w:rPr>
-        <w:lastRenderedPageBreak/>
-        <w:t>Программный код функции формирования данных для отчета</w:t>
-      </w:r>
-    </w:p>
-    <w:p>
-      <w:pPr>
-        <w:ind w:firstLine="0"/>
+        <w:t>М</w:t>
+      </w:r>
+      <w:r>
         <w:rPr>
           <w:rFonts w:eastAsia="Times New Roman" w:cs="Times New Roman"/>
           <w:b/>
           <w:szCs w:val="28"/>
           <w:lang w:eastAsia="ru-RU"/>
         </w:rPr>
-      </w:pPr>
-    </w:p>
-    <w:p>
-      <w:pPr>
-        <w:ind w:firstLine="0"/>
-        <w:jc w:val="center"/>
+        <w:t>етод вывода отчета в программном приложении</w:t>
+      </w:r>
+    </w:p>
+    <w:p>
+      <w:pPr>
+        <w:autoSpaceDE w:val="0"/>
+        <w:autoSpaceDN w:val="0"/>
+        <w:adjustRightInd w:val="0"/>
+        <w:spacing w:line="240" w:lineRule="auto"/>
+        <w:ind w:firstLine="0"/>
+        <w:jc w:val="left"/>
+        <w:rPr>
+          <w:rFonts w:ascii="Cascadia Mono" w:hAnsi="Cascadia Mono" w:cs="Cascadia Mono"/>
+          <w:color w:val="000000"/>
+          <w:sz w:val="19"/>
+          <w:szCs w:val="19"/>
+          <w:highlight w:val="white"/>
+          <w:lang w:val="en-US"/>
+        </w:rPr>
+      </w:pPr>
+      <w:r>
+        <w:rPr>
+          <w:rFonts w:ascii="Cascadia Mono" w:hAnsi="Cascadia Mono" w:cs="Cascadia Mono"/>
+          <w:color w:val="0000FF"/>
+          <w:sz w:val="19"/>
+          <w:szCs w:val="19"/>
+          <w:highlight w:val="white"/>
+          <w:lang w:val="en-US"/>
+        </w:rPr>
+        <w:t>private</w:t>
+      </w:r>
+      <w:r>
+        <w:rPr>
+          <w:rFonts w:ascii="Cascadia Mono" w:hAnsi="Cascadia Mono" w:cs="Cascadia Mono"/>
+          <w:color w:val="000000"/>
+          <w:sz w:val="19"/>
+          <w:szCs w:val="19"/>
+          <w:highlight w:val="white"/>
+          <w:lang w:val="en-US"/>
+        </w:rPr>
+        <w:t xml:space="preserve"> </w:t>
+      </w:r>
+      <w:r>
+        <w:rPr>
+          <w:rFonts w:ascii="Cascadia Mono" w:hAnsi="Cascadia Mono" w:cs="Cascadia Mono"/>
+          <w:color w:val="0000FF"/>
+          <w:sz w:val="19"/>
+          <w:szCs w:val="19"/>
+          <w:highlight w:val="white"/>
+          <w:lang w:val="en-US"/>
+        </w:rPr>
+        <w:t>void</w:t>
+      </w:r>
+      <w:r>
+        <w:rPr>
+          <w:rFonts w:ascii="Cascadia Mono" w:hAnsi="Cascadia Mono" w:cs="Cascadia Mono"/>
+          <w:color w:val="000000"/>
+          <w:sz w:val="19"/>
+          <w:szCs w:val="19"/>
+          <w:highlight w:val="white"/>
+          <w:lang w:val="en-US"/>
+        </w:rPr>
+        <w:t xml:space="preserve"> mReport_Click(</w:t>
+      </w:r>
+      <w:r>
+        <w:rPr>
+          <w:rFonts w:ascii="Cascadia Mono" w:hAnsi="Cascadia Mono" w:cs="Cascadia Mono"/>
+          <w:color w:val="0000FF"/>
+          <w:sz w:val="19"/>
+          <w:szCs w:val="19"/>
+          <w:highlight w:val="white"/>
+          <w:lang w:val="en-US"/>
+        </w:rPr>
+        <w:t>object</w:t>
+      </w:r>
+      <w:r>
+        <w:rPr>
+          <w:rFonts w:ascii="Cascadia Mono" w:hAnsi="Cascadia Mono" w:cs="Cascadia Mono"/>
+          <w:color w:val="000000"/>
+          <w:sz w:val="19"/>
+          <w:szCs w:val="19"/>
+          <w:highlight w:val="white"/>
+          <w:lang w:val="en-US"/>
+        </w:rPr>
+        <w:t xml:space="preserve"> sender, </w:t>
+      </w:r>
+      <w:r>
+        <w:rPr>
+          <w:rFonts w:ascii="Cascadia Mono" w:hAnsi="Cascadia Mono" w:cs="Cascadia Mono"/>
+          <w:color w:val="2B91AF"/>
+          <w:sz w:val="19"/>
+          <w:szCs w:val="19"/>
+          <w:highlight w:val="white"/>
+          <w:lang w:val="en-US"/>
+        </w:rPr>
+        <w:t>EventArgs</w:t>
+      </w:r>
+      <w:r>
+        <w:rPr>
+          <w:rFonts w:ascii="Cascadia Mono" w:hAnsi="Cascadia Mono" w:cs="Cascadia Mono"/>
+          <w:color w:val="000000"/>
+          <w:sz w:val="19"/>
+          <w:szCs w:val="19"/>
+          <w:highlight w:val="white"/>
+          <w:lang w:val="en-US"/>
+        </w:rPr>
+        <w:t xml:space="preserve"> e)</w:t>
+      </w:r>
+    </w:p>
+    <w:p>
+      <w:pPr>
+        <w:autoSpaceDE w:val="0"/>
+        <w:autoSpaceDN w:val="0"/>
+        <w:adjustRightInd w:val="0"/>
+        <w:spacing w:line="240" w:lineRule="auto"/>
+        <w:ind w:firstLine="0"/>
+        <w:jc w:val="left"/>
+        <w:rPr>
+          <w:rFonts w:ascii="Cascadia Mono" w:hAnsi="Cascadia Mono" w:cs="Cascadia Mono"/>
+          <w:color w:val="000000"/>
+          <w:sz w:val="19"/>
+          <w:szCs w:val="19"/>
+          <w:highlight w:val="white"/>
+          <w:lang w:val="en-US"/>
+        </w:rPr>
+      </w:pPr>
+      <w:r>
+        <w:rPr>
+          <w:rFonts w:ascii="Cascadia Mono" w:hAnsi="Cascadia Mono" w:cs="Cascadia Mono"/>
+          <w:color w:val="000000"/>
+          <w:sz w:val="19"/>
+          <w:szCs w:val="19"/>
+          <w:highlight w:val="white"/>
+          <w:lang w:val="en-US"/>
+        </w:rPr>
+        <w:t>{</w:t>
+      </w:r>
+    </w:p>
+    <w:p>
+      <w:pPr>
+        <w:autoSpaceDE w:val="0"/>
+        <w:autoSpaceDN w:val="0"/>
+        <w:adjustRightInd w:val="0"/>
+        <w:spacing w:line="240" w:lineRule="auto"/>
+        <w:ind w:firstLine="0"/>
+        <w:jc w:val="left"/>
+        <w:rPr>
+          <w:rFonts w:ascii="Cascadia Mono" w:hAnsi="Cascadia Mono" w:cs="Cascadia Mono"/>
+          <w:color w:val="000000"/>
+          <w:sz w:val="19"/>
+          <w:szCs w:val="19"/>
+          <w:highlight w:val="white"/>
+          <w:lang w:val="en-US"/>
+        </w:rPr>
+      </w:pPr>
+      <w:r>
+        <w:rPr>
+          <w:rFonts w:ascii="Cascadia Mono" w:hAnsi="Cascadia Mono" w:cs="Cascadia Mono"/>
+          <w:color w:val="000000"/>
+          <w:sz w:val="19"/>
+          <w:szCs w:val="19"/>
+          <w:highlight w:val="white"/>
+          <w:lang w:val="en-US"/>
+        </w:rPr>
+        <w:t xml:space="preserve">    </w:t>
+      </w:r>
+      <w:r>
+        <w:rPr>
+          <w:rFonts w:ascii="Cascadia Mono" w:hAnsi="Cascadia Mono" w:cs="Cascadia Mono"/>
+          <w:color w:val="2B91AF"/>
+          <w:sz w:val="19"/>
+          <w:szCs w:val="19"/>
+          <w:highlight w:val="white"/>
+          <w:lang w:val="en-US"/>
+        </w:rPr>
+        <w:t>String</w:t>
+      </w:r>
+      <w:r>
+        <w:rPr>
+          <w:rFonts w:ascii="Cascadia Mono" w:hAnsi="Cascadia Mono" w:cs="Cascadia Mono"/>
+          <w:color w:val="000000"/>
+          <w:sz w:val="19"/>
+          <w:szCs w:val="19"/>
+          <w:highlight w:val="white"/>
+          <w:lang w:val="en-US"/>
+        </w:rPr>
+        <w:t xml:space="preserve"> pair_beg, pair_end;</w:t>
+      </w:r>
+    </w:p>
+    <w:p>
+      <w:pPr>
+        <w:autoSpaceDE w:val="0"/>
+        <w:autoSpaceDN w:val="0"/>
+        <w:adjustRightInd w:val="0"/>
+        <w:spacing w:line="240" w:lineRule="auto"/>
+        <w:ind w:firstLine="0"/>
+        <w:jc w:val="left"/>
+        <w:rPr>
+          <w:rFonts w:ascii="Cascadia Mono" w:hAnsi="Cascadia Mono" w:cs="Cascadia Mono"/>
+          <w:color w:val="000000"/>
+          <w:sz w:val="19"/>
+          <w:szCs w:val="19"/>
+          <w:highlight w:val="white"/>
+          <w:lang w:val="en-US"/>
+        </w:rPr>
+      </w:pPr>
+      <w:r>
+        <w:rPr>
+          <w:rFonts w:ascii="Cascadia Mono" w:hAnsi="Cascadia Mono" w:cs="Cascadia Mono"/>
+          <w:color w:val="000000"/>
+          <w:sz w:val="19"/>
+          <w:szCs w:val="19"/>
+          <w:highlight w:val="white"/>
+          <w:lang w:val="en-US"/>
+        </w:rPr>
+        <w:t xml:space="preserve">    </w:t>
+      </w:r>
+      <w:r>
+        <w:rPr>
+          <w:rFonts w:ascii="Cascadia Mono" w:hAnsi="Cascadia Mono" w:cs="Cascadia Mono"/>
+          <w:color w:val="2B91AF"/>
+          <w:sz w:val="19"/>
+          <w:szCs w:val="19"/>
+          <w:highlight w:val="white"/>
+          <w:lang w:val="en-US"/>
+        </w:rPr>
+        <w:t>String</w:t>
+      </w:r>
+      <w:r>
+        <w:rPr>
+          <w:rFonts w:ascii="Cascadia Mono" w:hAnsi="Cascadia Mono" w:cs="Cascadia Mono"/>
+          <w:color w:val="000000"/>
+          <w:sz w:val="19"/>
+          <w:szCs w:val="19"/>
+          <w:highlight w:val="white"/>
+          <w:lang w:val="en-US"/>
+        </w:rPr>
+        <w:t xml:space="preserve"> corp_number;</w:t>
+      </w:r>
+    </w:p>
+    <w:p>
+      <w:pPr>
+        <w:autoSpaceDE w:val="0"/>
+        <w:autoSpaceDN w:val="0"/>
+        <w:adjustRightInd w:val="0"/>
+        <w:spacing w:line="240" w:lineRule="auto"/>
+        <w:ind w:firstLine="0"/>
+        <w:jc w:val="left"/>
+        <w:rPr>
+          <w:rFonts w:ascii="Cascadia Mono" w:hAnsi="Cascadia Mono" w:cs="Cascadia Mono"/>
+          <w:color w:val="000000"/>
+          <w:sz w:val="19"/>
+          <w:szCs w:val="19"/>
+          <w:highlight w:val="white"/>
+          <w:lang w:val="en-US"/>
+        </w:rPr>
+      </w:pPr>
+      <w:r>
+        <w:rPr>
+          <w:rFonts w:ascii="Cascadia Mono" w:hAnsi="Cascadia Mono" w:cs="Cascadia Mono"/>
+          <w:color w:val="000000"/>
+          <w:sz w:val="19"/>
+          <w:szCs w:val="19"/>
+          <w:highlight w:val="white"/>
+          <w:lang w:val="en-US"/>
+        </w:rPr>
+        <w:t xml:space="preserve">    </w:t>
+      </w:r>
+      <w:r>
+        <w:rPr>
+          <w:rFonts w:ascii="Cascadia Mono" w:hAnsi="Cascadia Mono" w:cs="Cascadia Mono"/>
+          <w:color w:val="2B91AF"/>
+          <w:sz w:val="19"/>
+          <w:szCs w:val="19"/>
+          <w:highlight w:val="white"/>
+          <w:lang w:val="en-US"/>
+        </w:rPr>
+        <w:t>String</w:t>
+      </w:r>
+      <w:r>
+        <w:rPr>
+          <w:rFonts w:ascii="Cascadia Mono" w:hAnsi="Cascadia Mono" w:cs="Cascadia Mono"/>
+          <w:color w:val="000000"/>
+          <w:sz w:val="19"/>
+          <w:szCs w:val="19"/>
+          <w:highlight w:val="white"/>
+          <w:lang w:val="en-US"/>
+        </w:rPr>
+        <w:t xml:space="preserve"> strSql = </w:t>
+      </w:r>
+      <w:r>
+        <w:rPr>
+          <w:rFonts w:ascii="Cascadia Mono" w:hAnsi="Cascadia Mono" w:cs="Cascadia Mono"/>
+          <w:color w:val="A31515"/>
+          <w:sz w:val="19"/>
+          <w:szCs w:val="19"/>
+          <w:highlight w:val="white"/>
+          <w:lang w:val="en-US"/>
+        </w:rPr>
+        <w:t>""</w:t>
+      </w:r>
+      <w:r>
+        <w:rPr>
+          <w:rFonts w:ascii="Cascadia Mono" w:hAnsi="Cascadia Mono" w:cs="Cascadia Mono"/>
+          <w:color w:val="000000"/>
+          <w:sz w:val="19"/>
+          <w:szCs w:val="19"/>
+          <w:highlight w:val="white"/>
+          <w:lang w:val="en-US"/>
+        </w:rPr>
+        <w:t>;</w:t>
+      </w:r>
+    </w:p>
+    <w:p>
+      <w:pPr>
+        <w:autoSpaceDE w:val="0"/>
+        <w:autoSpaceDN w:val="0"/>
+        <w:adjustRightInd w:val="0"/>
+        <w:spacing w:line="240" w:lineRule="auto"/>
+        <w:ind w:firstLine="0"/>
+        <w:jc w:val="left"/>
+        <w:rPr>
+          <w:rFonts w:ascii="Cascadia Mono" w:hAnsi="Cascadia Mono" w:cs="Cascadia Mono"/>
+          <w:color w:val="008000"/>
+          <w:sz w:val="19"/>
+          <w:szCs w:val="19"/>
+          <w:highlight w:val="white"/>
+        </w:rPr>
+      </w:pPr>
+      <w:r>
+        <w:rPr>
+          <w:rFonts w:ascii="Cascadia Mono" w:hAnsi="Cascadia Mono" w:cs="Cascadia Mono"/>
+          <w:color w:val="000000"/>
+          <w:sz w:val="19"/>
+          <w:szCs w:val="19"/>
+          <w:highlight w:val="white"/>
+          <w:lang w:val="en-US"/>
+        </w:rPr>
+        <w:t xml:space="preserve">    </w:t>
+      </w:r>
+      <w:r>
+        <w:rPr>
+          <w:rFonts w:ascii="Cascadia Mono" w:hAnsi="Cascadia Mono" w:cs="Cascadia Mono"/>
+          <w:color w:val="008000"/>
+          <w:sz w:val="19"/>
+          <w:szCs w:val="19"/>
+          <w:highlight w:val="white"/>
+        </w:rPr>
+        <w:t>// Создание объекта формы задания параметров</w:t>
+      </w:r>
+    </w:p>
+    <w:p>
+      <w:pPr>
+        <w:autoSpaceDE w:val="0"/>
+        <w:autoSpaceDN w:val="0"/>
+        <w:adjustRightInd w:val="0"/>
+        <w:spacing w:line="240" w:lineRule="auto"/>
+        <w:ind w:firstLine="0"/>
+        <w:jc w:val="left"/>
+        <w:rPr>
+          <w:rFonts w:ascii="Cascadia Mono" w:hAnsi="Cascadia Mono" w:cs="Cascadia Mono"/>
+          <w:color w:val="000000"/>
+          <w:sz w:val="19"/>
+          <w:szCs w:val="19"/>
+          <w:highlight w:val="white"/>
+        </w:rPr>
+      </w:pPr>
+      <w:r>
+        <w:rPr>
+          <w:rFonts w:ascii="Cascadia Mono" w:hAnsi="Cascadia Mono" w:cs="Cascadia Mono"/>
+          <w:color w:val="000000"/>
+          <w:sz w:val="19"/>
+          <w:szCs w:val="19"/>
+          <w:highlight w:val="white"/>
+        </w:rPr>
+        <w:t xml:space="preserve">    </w:t>
+      </w:r>
+      <w:r>
+        <w:rPr>
+          <w:rFonts w:ascii="Cascadia Mono" w:hAnsi="Cascadia Mono" w:cs="Cascadia Mono"/>
+          <w:color w:val="2B91AF"/>
+          <w:sz w:val="19"/>
+          <w:szCs w:val="19"/>
+          <w:highlight w:val="white"/>
+        </w:rPr>
+        <w:t>FrmParamRpt</w:t>
+      </w:r>
+      <w:r>
+        <w:rPr>
+          <w:rFonts w:ascii="Cascadia Mono" w:hAnsi="Cascadia Mono" w:cs="Cascadia Mono"/>
+          <w:color w:val="000000"/>
+          <w:sz w:val="19"/>
+          <w:szCs w:val="19"/>
+          <w:highlight w:val="white"/>
+        </w:rPr>
+        <w:t xml:space="preserve"> frm_par = </w:t>
+      </w:r>
+      <w:r>
+        <w:rPr>
+          <w:rFonts w:ascii="Cascadia Mono" w:hAnsi="Cascadia Mono" w:cs="Cascadia Mono"/>
+          <w:color w:val="0000FF"/>
+          <w:sz w:val="19"/>
+          <w:szCs w:val="19"/>
+          <w:highlight w:val="white"/>
+        </w:rPr>
+        <w:t>new</w:t>
+      </w:r>
+      <w:r>
+        <w:rPr>
+          <w:rFonts w:ascii="Cascadia Mono" w:hAnsi="Cascadia Mono" w:cs="Cascadia Mono"/>
+          <w:color w:val="000000"/>
+          <w:sz w:val="19"/>
+          <w:szCs w:val="19"/>
+          <w:highlight w:val="white"/>
+        </w:rPr>
+        <w:t xml:space="preserve"> </w:t>
+      </w:r>
+      <w:r>
+        <w:rPr>
+          <w:rFonts w:ascii="Cascadia Mono" w:hAnsi="Cascadia Mono" w:cs="Cascadia Mono"/>
+          <w:color w:val="2B91AF"/>
+          <w:sz w:val="19"/>
+          <w:szCs w:val="19"/>
+          <w:highlight w:val="white"/>
+        </w:rPr>
+        <w:t>FrmParamRpt</w:t>
+      </w:r>
+      <w:r>
+        <w:rPr>
+          <w:rFonts w:ascii="Cascadia Mono" w:hAnsi="Cascadia Mono" w:cs="Cascadia Mono"/>
+          <w:color w:val="000000"/>
+          <w:sz w:val="19"/>
+          <w:szCs w:val="19"/>
+          <w:highlight w:val="white"/>
+        </w:rPr>
+        <w:t>();</w:t>
+      </w:r>
+    </w:p>
+    <w:p>
+      <w:pPr>
+        <w:autoSpaceDE w:val="0"/>
+        <w:autoSpaceDN w:val="0"/>
+        <w:adjustRightInd w:val="0"/>
+        <w:spacing w:line="240" w:lineRule="auto"/>
+        <w:ind w:firstLine="0"/>
+        <w:jc w:val="left"/>
+        <w:rPr>
+          <w:rFonts w:ascii="Cascadia Mono" w:hAnsi="Cascadia Mono" w:cs="Cascadia Mono"/>
+          <w:color w:val="0000FF"/>
+          <w:sz w:val="19"/>
+          <w:szCs w:val="19"/>
+          <w:highlight w:val="white"/>
+          <w:lang w:val="en-US"/>
+        </w:rPr>
+      </w:pPr>
+      <w:r>
+        <w:rPr>
+          <w:rFonts w:ascii="Cascadia Mono" w:hAnsi="Cascadia Mono" w:cs="Cascadia Mono"/>
+          <w:color w:val="000000"/>
+          <w:sz w:val="19"/>
+          <w:szCs w:val="19"/>
+          <w:highlight w:val="white"/>
+        </w:rPr>
+        <w:t xml:space="preserve">    </w:t>
+      </w:r>
+      <w:r>
+        <w:rPr>
+          <w:rFonts w:ascii="Cascadia Mono" w:hAnsi="Cascadia Mono" w:cs="Cascadia Mono"/>
+          <w:color w:val="0000FF"/>
+          <w:sz w:val="19"/>
+          <w:szCs w:val="19"/>
+          <w:highlight w:val="white"/>
+          <w:lang w:val="en-US"/>
+        </w:rPr>
+        <w:t>try</w:t>
+      </w:r>
+    </w:p>
+    <w:p>
+      <w:pPr>
+        <w:autoSpaceDE w:val="0"/>
+        <w:autoSpaceDN w:val="0"/>
+        <w:adjustRightInd w:val="0"/>
+        <w:spacing w:line="240" w:lineRule="auto"/>
+        <w:ind w:firstLine="0"/>
+        <w:jc w:val="left"/>
+        <w:rPr>
+          <w:rFonts w:ascii="Cascadia Mono" w:hAnsi="Cascadia Mono" w:cs="Cascadia Mono"/>
+          <w:color w:val="000000"/>
+          <w:sz w:val="19"/>
+          <w:szCs w:val="19"/>
+          <w:highlight w:val="white"/>
+          <w:lang w:val="en-US"/>
+        </w:rPr>
+      </w:pPr>
+      <w:r>
+        <w:rPr>
+          <w:rFonts w:ascii="Cascadia Mono" w:hAnsi="Cascadia Mono" w:cs="Cascadia Mono"/>
+          <w:color w:val="000000"/>
+          <w:sz w:val="19"/>
+          <w:szCs w:val="19"/>
+          <w:highlight w:val="white"/>
+          <w:lang w:val="en-US"/>
+        </w:rPr>
+        <w:t xml:space="preserve">    {</w:t>
+      </w:r>
+    </w:p>
+    <w:p>
+      <w:pPr>
+        <w:autoSpaceDE w:val="0"/>
+        <w:autoSpaceDN w:val="0"/>
+        <w:adjustRightInd w:val="0"/>
+        <w:spacing w:line="240" w:lineRule="auto"/>
+        <w:ind w:firstLine="0"/>
+        <w:jc w:val="left"/>
+        <w:rPr>
+          <w:rFonts w:ascii="Cascadia Mono" w:hAnsi="Cascadia Mono" w:cs="Cascadia Mono"/>
+          <w:color w:val="000000"/>
+          <w:sz w:val="19"/>
+          <w:szCs w:val="19"/>
+          <w:highlight w:val="white"/>
+          <w:lang w:val="en-US"/>
+        </w:rPr>
+      </w:pPr>
+      <w:r>
+        <w:rPr>
+          <w:rFonts w:ascii="Cascadia Mono" w:hAnsi="Cascadia Mono" w:cs="Cascadia Mono"/>
+          <w:color w:val="000000"/>
+          <w:sz w:val="19"/>
+          <w:szCs w:val="19"/>
+          <w:highlight w:val="white"/>
+          <w:lang w:val="en-US"/>
+        </w:rPr>
+        <w:t xml:space="preserve">        frm_par.ShowDialog();</w:t>
+      </w:r>
+    </w:p>
+    <w:p>
+      <w:pPr>
+        <w:autoSpaceDE w:val="0"/>
+        <w:autoSpaceDN w:val="0"/>
+        <w:adjustRightInd w:val="0"/>
+        <w:spacing w:line="240" w:lineRule="auto"/>
+        <w:ind w:firstLine="0"/>
+        <w:jc w:val="left"/>
+        <w:rPr>
+          <w:rFonts w:ascii="Cascadia Mono" w:hAnsi="Cascadia Mono" w:cs="Cascadia Mono"/>
+          <w:color w:val="000000"/>
+          <w:sz w:val="19"/>
+          <w:szCs w:val="19"/>
+          <w:highlight w:val="white"/>
+          <w:lang w:val="en-US"/>
+        </w:rPr>
+      </w:pPr>
+      <w:r>
+        <w:rPr>
+          <w:rFonts w:ascii="Cascadia Mono" w:hAnsi="Cascadia Mono" w:cs="Cascadia Mono"/>
+          <w:color w:val="000000"/>
+          <w:sz w:val="19"/>
+          <w:szCs w:val="19"/>
+          <w:highlight w:val="white"/>
+          <w:lang w:val="en-US"/>
+        </w:rPr>
+        <w:t xml:space="preserve">        </w:t>
+      </w:r>
+      <w:r>
+        <w:rPr>
+          <w:rFonts w:ascii="Cascadia Mono" w:hAnsi="Cascadia Mono" w:cs="Cascadia Mono"/>
+          <w:color w:val="0000FF"/>
+          <w:sz w:val="19"/>
+          <w:szCs w:val="19"/>
+          <w:highlight w:val="white"/>
+          <w:lang w:val="en-US"/>
+        </w:rPr>
+        <w:t>if</w:t>
+      </w:r>
+      <w:r>
+        <w:rPr>
+          <w:rFonts w:ascii="Cascadia Mono" w:hAnsi="Cascadia Mono" w:cs="Cascadia Mono"/>
+          <w:color w:val="000000"/>
+          <w:sz w:val="19"/>
+          <w:szCs w:val="19"/>
+          <w:highlight w:val="white"/>
+          <w:lang w:val="en-US"/>
+        </w:rPr>
+        <w:t xml:space="preserve"> (frm_par.DialogResult == </w:t>
+      </w:r>
+      <w:r>
+        <w:rPr>
+          <w:rFonts w:ascii="Cascadia Mono" w:hAnsi="Cascadia Mono" w:cs="Cascadia Mono"/>
+          <w:color w:val="2B91AF"/>
+          <w:sz w:val="19"/>
+          <w:szCs w:val="19"/>
+          <w:highlight w:val="white"/>
+          <w:lang w:val="en-US"/>
+        </w:rPr>
+        <w:t>DialogResult</w:t>
+      </w:r>
+      <w:r>
+        <w:rPr>
+          <w:rFonts w:ascii="Cascadia Mono" w:hAnsi="Cascadia Mono" w:cs="Cascadia Mono"/>
+          <w:color w:val="000000"/>
+          <w:sz w:val="19"/>
+          <w:szCs w:val="19"/>
+          <w:highlight w:val="white"/>
+          <w:lang w:val="en-US"/>
+        </w:rPr>
+        <w:t>.OK)</w:t>
+      </w:r>
+    </w:p>
+    <w:p>
+      <w:pPr>
+        <w:autoSpaceDE w:val="0"/>
+        <w:autoSpaceDN w:val="0"/>
+        <w:adjustRightInd w:val="0"/>
+        <w:spacing w:line="240" w:lineRule="auto"/>
+        <w:ind w:firstLine="0"/>
+        <w:jc w:val="left"/>
+        <w:rPr>
+          <w:rFonts w:ascii="Cascadia Mono" w:hAnsi="Cascadia Mono" w:cs="Cascadia Mono"/>
+          <w:color w:val="000000"/>
+          <w:sz w:val="19"/>
+          <w:szCs w:val="19"/>
+          <w:highlight w:val="white"/>
+          <w:lang w:val="en-US"/>
+        </w:rPr>
+      </w:pPr>
+      <w:r>
+        <w:rPr>
+          <w:rFonts w:ascii="Cascadia Mono" w:hAnsi="Cascadia Mono" w:cs="Cascadia Mono"/>
+          <w:color w:val="000000"/>
+          <w:sz w:val="19"/>
+          <w:szCs w:val="19"/>
+          <w:highlight w:val="white"/>
+          <w:lang w:val="en-US"/>
+        </w:rPr>
+        <w:t xml:space="preserve">        {</w:t>
+      </w:r>
+    </w:p>
+    <w:p>
+      <w:pPr>
+        <w:autoSpaceDE w:val="0"/>
+        <w:autoSpaceDN w:val="0"/>
+        <w:adjustRightInd w:val="0"/>
+        <w:spacing w:line="240" w:lineRule="auto"/>
+        <w:ind w:firstLine="0"/>
+        <w:jc w:val="left"/>
+        <w:rPr>
+          <w:rFonts w:ascii="Cascadia Mono" w:hAnsi="Cascadia Mono" w:cs="Cascadia Mono"/>
+          <w:color w:val="000000"/>
+          <w:sz w:val="19"/>
+          <w:szCs w:val="19"/>
+          <w:highlight w:val="white"/>
+          <w:lang w:val="en-US"/>
+        </w:rPr>
+      </w:pPr>
+      <w:r>
+        <w:rPr>
+          <w:rFonts w:ascii="Cascadia Mono" w:hAnsi="Cascadia Mono" w:cs="Cascadia Mono"/>
+          <w:color w:val="000000"/>
+          <w:sz w:val="19"/>
+          <w:szCs w:val="19"/>
+          <w:highlight w:val="white"/>
+          <w:lang w:val="en-US"/>
+        </w:rPr>
+        <w:t xml:space="preserve">            pair_beg = frm_par.pair1.Text;</w:t>
+      </w:r>
+    </w:p>
+    <w:p>
+      <w:pPr>
+        <w:autoSpaceDE w:val="0"/>
+        <w:autoSpaceDN w:val="0"/>
+        <w:adjustRightInd w:val="0"/>
+        <w:spacing w:line="240" w:lineRule="auto"/>
+        <w:ind w:firstLine="0"/>
+        <w:jc w:val="left"/>
+        <w:rPr>
+          <w:rFonts w:ascii="Cascadia Mono" w:hAnsi="Cascadia Mono" w:cs="Cascadia Mono"/>
+          <w:color w:val="000000"/>
+          <w:sz w:val="19"/>
+          <w:szCs w:val="19"/>
+          <w:highlight w:val="white"/>
+          <w:lang w:val="en-US"/>
+        </w:rPr>
+      </w:pPr>
+      <w:r>
+        <w:rPr>
+          <w:rFonts w:ascii="Cascadia Mono" w:hAnsi="Cascadia Mono" w:cs="Cascadia Mono"/>
+          <w:color w:val="000000"/>
+          <w:sz w:val="19"/>
+          <w:szCs w:val="19"/>
+          <w:highlight w:val="white"/>
+          <w:lang w:val="en-US"/>
+        </w:rPr>
+        <w:t xml:space="preserve">            pair_end = frm_par.pair2.Text;</w:t>
+      </w:r>
+    </w:p>
+    <w:p>
+      <w:pPr>
+        <w:autoSpaceDE w:val="0"/>
+        <w:autoSpaceDN w:val="0"/>
+        <w:adjustRightInd w:val="0"/>
+        <w:spacing w:line="240" w:lineRule="auto"/>
+        <w:ind w:firstLine="0"/>
+        <w:jc w:val="left"/>
+        <w:rPr>
+          <w:rFonts w:ascii="Cascadia Mono" w:hAnsi="Cascadia Mono" w:cs="Cascadia Mono"/>
+          <w:color w:val="000000"/>
+          <w:sz w:val="19"/>
+          <w:szCs w:val="19"/>
+          <w:highlight w:val="white"/>
+          <w:lang w:val="en-US"/>
+        </w:rPr>
+      </w:pPr>
+      <w:r>
+        <w:rPr>
+          <w:rFonts w:ascii="Cascadia Mono" w:hAnsi="Cascadia Mono" w:cs="Cascadia Mono"/>
+          <w:color w:val="000000"/>
+          <w:sz w:val="19"/>
+          <w:szCs w:val="19"/>
+          <w:highlight w:val="white"/>
+          <w:lang w:val="en-US"/>
+        </w:rPr>
+        <w:t xml:space="preserve">            corp_number = frm_par.corpN.Text;</w:t>
+      </w:r>
+    </w:p>
+    <w:p>
+      <w:pPr>
+        <w:autoSpaceDE w:val="0"/>
+        <w:autoSpaceDN w:val="0"/>
+        <w:adjustRightInd w:val="0"/>
+        <w:spacing w:line="240" w:lineRule="auto"/>
+        <w:ind w:firstLine="0"/>
+        <w:jc w:val="left"/>
+        <w:rPr>
+          <w:rFonts w:ascii="Cascadia Mono" w:hAnsi="Cascadia Mono" w:cs="Cascadia Mono"/>
+          <w:color w:val="008000"/>
+          <w:sz w:val="19"/>
+          <w:szCs w:val="19"/>
+          <w:highlight w:val="white"/>
+          <w:lang w:val="en-US"/>
+        </w:rPr>
+      </w:pPr>
+      <w:r>
+        <w:rPr>
+          <w:rFonts w:ascii="Cascadia Mono" w:hAnsi="Cascadia Mono" w:cs="Cascadia Mono"/>
+          <w:color w:val="000000"/>
+          <w:sz w:val="19"/>
+          <w:szCs w:val="19"/>
+          <w:highlight w:val="white"/>
+          <w:lang w:val="en-US"/>
+        </w:rPr>
+        <w:t xml:space="preserve">            </w:t>
+      </w:r>
+      <w:r>
+        <w:rPr>
+          <w:rFonts w:ascii="Cascadia Mono" w:hAnsi="Cascadia Mono" w:cs="Cascadia Mono"/>
+          <w:color w:val="008000"/>
+          <w:sz w:val="19"/>
+          <w:szCs w:val="19"/>
+          <w:highlight w:val="white"/>
+          <w:lang w:val="en-US"/>
+        </w:rPr>
+        <w:t xml:space="preserve">// </w:t>
+      </w:r>
+      <w:r>
+        <w:rPr>
+          <w:rFonts w:ascii="Cascadia Mono" w:hAnsi="Cascadia Mono" w:cs="Cascadia Mono"/>
+          <w:color w:val="008000"/>
+          <w:sz w:val="19"/>
+          <w:szCs w:val="19"/>
+          <w:highlight w:val="white"/>
+        </w:rPr>
+        <w:t>Оператор</w:t>
+      </w:r>
+      <w:r>
+        <w:rPr>
+          <w:rFonts w:ascii="Cascadia Mono" w:hAnsi="Cascadia Mono" w:cs="Cascadia Mono"/>
+          <w:color w:val="008000"/>
+          <w:sz w:val="19"/>
+          <w:szCs w:val="19"/>
+          <w:highlight w:val="white"/>
+          <w:lang w:val="en-US"/>
+        </w:rPr>
+        <w:t xml:space="preserve"> </w:t>
+      </w:r>
+      <w:r>
+        <w:rPr>
+          <w:rFonts w:ascii="Cascadia Mono" w:hAnsi="Cascadia Mono" w:cs="Cascadia Mono"/>
+          <w:color w:val="008000"/>
+          <w:sz w:val="19"/>
+          <w:szCs w:val="19"/>
+          <w:highlight w:val="white"/>
+        </w:rPr>
+        <w:t>вызова</w:t>
+      </w:r>
+      <w:r>
+        <w:rPr>
+          <w:rFonts w:ascii="Cascadia Mono" w:hAnsi="Cascadia Mono" w:cs="Cascadia Mono"/>
+          <w:color w:val="008000"/>
+          <w:sz w:val="19"/>
+          <w:szCs w:val="19"/>
+          <w:highlight w:val="white"/>
+          <w:lang w:val="en-US"/>
+        </w:rPr>
+        <w:t xml:space="preserve"> </w:t>
+      </w:r>
+      <w:r>
+        <w:rPr>
+          <w:rFonts w:ascii="Cascadia Mono" w:hAnsi="Cascadia Mono" w:cs="Cascadia Mono"/>
+          <w:color w:val="008000"/>
+          <w:sz w:val="19"/>
+          <w:szCs w:val="19"/>
+          <w:highlight w:val="white"/>
+        </w:rPr>
+        <w:t>функции</w:t>
+      </w:r>
+      <w:r>
+        <w:rPr>
+          <w:rFonts w:ascii="Cascadia Mono" w:hAnsi="Cascadia Mono" w:cs="Cascadia Mono"/>
+          <w:color w:val="008000"/>
+          <w:sz w:val="19"/>
+          <w:szCs w:val="19"/>
+          <w:highlight w:val="white"/>
+          <w:lang w:val="en-US"/>
+        </w:rPr>
+        <w:t xml:space="preserve"> </w:t>
+      </w:r>
+      <w:r>
+        <w:rPr>
+          <w:rFonts w:ascii="Cascadia Mono" w:hAnsi="Cascadia Mono" w:cs="Cascadia Mono"/>
+          <w:color w:val="008000"/>
+          <w:sz w:val="19"/>
+          <w:szCs w:val="19"/>
+          <w:highlight w:val="white"/>
+        </w:rPr>
+        <w:t>БД</w:t>
+      </w:r>
+    </w:p>
+    <w:p>
+      <w:pPr>
+        <w:autoSpaceDE w:val="0"/>
+        <w:autoSpaceDN w:val="0"/>
+        <w:adjustRightInd w:val="0"/>
+        <w:spacing w:line="240" w:lineRule="auto"/>
+        <w:ind w:firstLine="0"/>
+        <w:jc w:val="left"/>
+        <w:rPr>
+          <w:rFonts w:ascii="Cascadia Mono" w:hAnsi="Cascadia Mono" w:cs="Cascadia Mono"/>
+          <w:color w:val="000000"/>
+          <w:sz w:val="19"/>
+          <w:szCs w:val="19"/>
+          <w:highlight w:val="white"/>
+          <w:lang w:val="en-US"/>
+        </w:rPr>
+      </w:pPr>
+      <w:r>
+        <w:rPr>
+          <w:rFonts w:ascii="Cascadia Mono" w:hAnsi="Cascadia Mono" w:cs="Cascadia Mono"/>
+          <w:color w:val="000000"/>
+          <w:sz w:val="19"/>
+          <w:szCs w:val="19"/>
+          <w:highlight w:val="white"/>
+          <w:lang w:val="en-US"/>
+        </w:rPr>
+        <w:t xml:space="preserve">            strSql += </w:t>
+      </w:r>
+      <w:r>
+        <w:rPr>
+          <w:rFonts w:ascii="Cascadia Mono" w:hAnsi="Cascadia Mono" w:cs="Cascadia Mono"/>
+          <w:color w:val="A31515"/>
+          <w:sz w:val="19"/>
+          <w:szCs w:val="19"/>
+          <w:highlight w:val="white"/>
+          <w:lang w:val="en-US"/>
+        </w:rPr>
+        <w:t>"SELECT * FROM shedule.rpt_pairs("</w:t>
+      </w:r>
+      <w:r>
+        <w:rPr>
+          <w:rFonts w:ascii="Cascadia Mono" w:hAnsi="Cascadia Mono" w:cs="Cascadia Mono"/>
+          <w:color w:val="000000"/>
+          <w:sz w:val="19"/>
+          <w:szCs w:val="19"/>
+          <w:highlight w:val="white"/>
+          <w:lang w:val="en-US"/>
+        </w:rPr>
+        <w:t>;</w:t>
+      </w:r>
+    </w:p>
+    <w:p>
+      <w:pPr>
+        <w:autoSpaceDE w:val="0"/>
+        <w:autoSpaceDN w:val="0"/>
+        <w:adjustRightInd w:val="0"/>
+        <w:spacing w:line="240" w:lineRule="auto"/>
+        <w:ind w:firstLine="0"/>
+        <w:jc w:val="left"/>
+        <w:rPr>
+          <w:rFonts w:ascii="Cascadia Mono" w:hAnsi="Cascadia Mono" w:cs="Cascadia Mono"/>
+          <w:color w:val="000000"/>
+          <w:sz w:val="19"/>
+          <w:szCs w:val="19"/>
+          <w:highlight w:val="white"/>
+          <w:lang w:val="en-US"/>
+        </w:rPr>
+      </w:pPr>
+      <w:r>
+        <w:rPr>
+          <w:rFonts w:ascii="Cascadia Mono" w:hAnsi="Cascadia Mono" w:cs="Cascadia Mono"/>
+          <w:color w:val="000000"/>
+          <w:sz w:val="19"/>
+          <w:szCs w:val="19"/>
+          <w:highlight w:val="white"/>
+          <w:lang w:val="en-US"/>
+        </w:rPr>
+        <w:t xml:space="preserve">            strSql += pair_beg + </w:t>
+      </w:r>
+      <w:r>
+        <w:rPr>
+          <w:rFonts w:ascii="Cascadia Mono" w:hAnsi="Cascadia Mono" w:cs="Cascadia Mono"/>
+          <w:color w:val="A31515"/>
+          <w:sz w:val="19"/>
+          <w:szCs w:val="19"/>
+          <w:highlight w:val="white"/>
+          <w:lang w:val="en-US"/>
+        </w:rPr>
+        <w:t>", "</w:t>
+      </w:r>
+      <w:r>
+        <w:rPr>
+          <w:rFonts w:ascii="Cascadia Mono" w:hAnsi="Cascadia Mono" w:cs="Cascadia Mono"/>
+          <w:color w:val="000000"/>
+          <w:sz w:val="19"/>
+          <w:szCs w:val="19"/>
+          <w:highlight w:val="white"/>
+          <w:lang w:val="en-US"/>
+        </w:rPr>
+        <w:t>;</w:t>
+      </w:r>
+    </w:p>
+    <w:p>
+      <w:pPr>
+        <w:autoSpaceDE w:val="0"/>
+        <w:autoSpaceDN w:val="0"/>
+        <w:adjustRightInd w:val="0"/>
+        <w:spacing w:line="240" w:lineRule="auto"/>
+        <w:ind w:firstLine="0"/>
+        <w:jc w:val="left"/>
+        <w:rPr>
+          <w:rFonts w:ascii="Cascadia Mono" w:hAnsi="Cascadia Mono" w:cs="Cascadia Mono"/>
+          <w:color w:val="000000"/>
+          <w:sz w:val="19"/>
+          <w:szCs w:val="19"/>
+          <w:highlight w:val="white"/>
+          <w:lang w:val="en-US"/>
+        </w:rPr>
+      </w:pPr>
+      <w:r>
+        <w:rPr>
+          <w:rFonts w:ascii="Cascadia Mono" w:hAnsi="Cascadia Mono" w:cs="Cascadia Mono"/>
+          <w:color w:val="000000"/>
+          <w:sz w:val="19"/>
+          <w:szCs w:val="19"/>
+          <w:highlight w:val="white"/>
+          <w:lang w:val="en-US"/>
+        </w:rPr>
+        <w:t xml:space="preserve">            strSql += pair_end + </w:t>
+      </w:r>
+      <w:r>
+        <w:rPr>
+          <w:rFonts w:ascii="Cascadia Mono" w:hAnsi="Cascadia Mono" w:cs="Cascadia Mono"/>
+          <w:color w:val="A31515"/>
+          <w:sz w:val="19"/>
+          <w:szCs w:val="19"/>
+          <w:highlight w:val="white"/>
+          <w:lang w:val="en-US"/>
+        </w:rPr>
+        <w:t>", "</w:t>
+      </w:r>
+      <w:r>
+        <w:rPr>
+          <w:rFonts w:ascii="Cascadia Mono" w:hAnsi="Cascadia Mono" w:cs="Cascadia Mono"/>
+          <w:color w:val="000000"/>
+          <w:sz w:val="19"/>
+          <w:szCs w:val="19"/>
+          <w:highlight w:val="white"/>
+          <w:lang w:val="en-US"/>
+        </w:rPr>
+        <w:t>;</w:t>
+      </w:r>
+    </w:p>
+    <w:p>
+      <w:pPr>
+        <w:autoSpaceDE w:val="0"/>
+        <w:autoSpaceDN w:val="0"/>
+        <w:adjustRightInd w:val="0"/>
+        <w:spacing w:line="240" w:lineRule="auto"/>
+        <w:ind w:firstLine="0"/>
+        <w:jc w:val="left"/>
+        <w:rPr>
+          <w:rFonts w:ascii="Cascadia Mono" w:hAnsi="Cascadia Mono" w:cs="Cascadia Mono"/>
+          <w:color w:val="000000"/>
+          <w:sz w:val="19"/>
+          <w:szCs w:val="19"/>
+          <w:highlight w:val="white"/>
+        </w:rPr>
+      </w:pPr>
+      <w:r>
+        <w:rPr>
+          <w:rFonts w:ascii="Cascadia Mono" w:hAnsi="Cascadia Mono" w:cs="Cascadia Mono"/>
+          <w:color w:val="000000"/>
+          <w:sz w:val="19"/>
+          <w:szCs w:val="19"/>
+          <w:highlight w:val="white"/>
+          <w:lang w:val="en-US"/>
+        </w:rPr>
+        <w:t xml:space="preserve">            </w:t>
+      </w:r>
+      <w:r>
+        <w:rPr>
+          <w:rFonts w:ascii="Cascadia Mono" w:hAnsi="Cascadia Mono" w:cs="Cascadia Mono"/>
+          <w:color w:val="000000"/>
+          <w:sz w:val="19"/>
+          <w:szCs w:val="19"/>
+          <w:highlight w:val="white"/>
+        </w:rPr>
+        <w:t xml:space="preserve">strSql += corp_number + </w:t>
+      </w:r>
+      <w:r>
+        <w:rPr>
+          <w:rFonts w:ascii="Cascadia Mono" w:hAnsi="Cascadia Mono" w:cs="Cascadia Mono"/>
+          <w:color w:val="A31515"/>
+          <w:sz w:val="19"/>
+          <w:szCs w:val="19"/>
+          <w:highlight w:val="white"/>
+        </w:rPr>
+        <w:t>")"</w:t>
+      </w:r>
+      <w:r>
+        <w:rPr>
+          <w:rFonts w:ascii="Cascadia Mono" w:hAnsi="Cascadia Mono" w:cs="Cascadia Mono"/>
+          <w:color w:val="000000"/>
+          <w:sz w:val="19"/>
+          <w:szCs w:val="19"/>
+          <w:highlight w:val="white"/>
+        </w:rPr>
+        <w:t>;</w:t>
+      </w:r>
+    </w:p>
+    <w:p>
+      <w:pPr>
+        <w:autoSpaceDE w:val="0"/>
+        <w:autoSpaceDN w:val="0"/>
+        <w:adjustRightInd w:val="0"/>
+        <w:spacing w:line="240" w:lineRule="auto"/>
+        <w:ind w:firstLine="0"/>
+        <w:jc w:val="left"/>
+        <w:rPr>
+          <w:rFonts w:ascii="Cascadia Mono" w:hAnsi="Cascadia Mono" w:cs="Cascadia Mono"/>
+          <w:color w:val="000000"/>
+          <w:sz w:val="19"/>
+          <w:szCs w:val="19"/>
+          <w:highlight w:val="white"/>
+          <w:lang w:val="en-US"/>
+        </w:rPr>
+      </w:pPr>
+      <w:r>
+        <w:rPr>
+          <w:rFonts w:ascii="Cascadia Mono" w:hAnsi="Cascadia Mono" w:cs="Cascadia Mono"/>
+          <w:color w:val="000000"/>
+          <w:sz w:val="19"/>
+          <w:szCs w:val="19"/>
+          <w:highlight w:val="white"/>
+        </w:rPr>
+        <w:lastRenderedPageBreak/>
+        <w:t xml:space="preserve">            </w:t>
+      </w:r>
+      <w:r>
+        <w:rPr>
+          <w:rFonts w:ascii="Cascadia Mono" w:hAnsi="Cascadia Mono" w:cs="Cascadia Mono"/>
+          <w:color w:val="2B91AF"/>
+          <w:sz w:val="19"/>
+          <w:szCs w:val="19"/>
+          <w:highlight w:val="white"/>
+          <w:lang w:val="en-US"/>
+        </w:rPr>
+        <w:t>String</w:t>
+      </w:r>
+      <w:r>
+        <w:rPr>
+          <w:rFonts w:ascii="Cascadia Mono" w:hAnsi="Cascadia Mono" w:cs="Cascadia Mono"/>
+          <w:color w:val="000000"/>
+          <w:sz w:val="19"/>
+          <w:szCs w:val="19"/>
+          <w:highlight w:val="white"/>
+          <w:lang w:val="en-US"/>
+        </w:rPr>
+        <w:t xml:space="preserve"> con = connectionString;</w:t>
+      </w:r>
+    </w:p>
+    <w:p>
+      <w:pPr>
+        <w:autoSpaceDE w:val="0"/>
+        <w:autoSpaceDN w:val="0"/>
+        <w:adjustRightInd w:val="0"/>
+        <w:spacing w:line="240" w:lineRule="auto"/>
+        <w:ind w:firstLine="0"/>
+        <w:jc w:val="left"/>
+        <w:rPr>
+          <w:rFonts w:ascii="Cascadia Mono" w:hAnsi="Cascadia Mono" w:cs="Cascadia Mono"/>
+          <w:color w:val="000000"/>
+          <w:sz w:val="19"/>
+          <w:szCs w:val="19"/>
+          <w:highlight w:val="white"/>
+          <w:lang w:val="en-US"/>
+        </w:rPr>
+      </w:pPr>
+      <w:r>
+        <w:rPr>
+          <w:rFonts w:ascii="Cascadia Mono" w:hAnsi="Cascadia Mono" w:cs="Cascadia Mono"/>
+          <w:color w:val="000000"/>
+          <w:sz w:val="19"/>
+          <w:szCs w:val="19"/>
+          <w:highlight w:val="white"/>
+          <w:lang w:val="en-US"/>
+        </w:rPr>
+        <w:t xml:space="preserve">            </w:t>
+      </w:r>
+      <w:r>
+        <w:rPr>
+          <w:rFonts w:ascii="Cascadia Mono" w:hAnsi="Cascadia Mono" w:cs="Cascadia Mono"/>
+          <w:color w:val="0000FF"/>
+          <w:sz w:val="19"/>
+          <w:szCs w:val="19"/>
+          <w:highlight w:val="white"/>
+          <w:lang w:val="en-US"/>
+        </w:rPr>
+        <w:t>using</w:t>
+      </w:r>
+      <w:r>
+        <w:rPr>
+          <w:rFonts w:ascii="Cascadia Mono" w:hAnsi="Cascadia Mono" w:cs="Cascadia Mono"/>
+          <w:color w:val="000000"/>
+          <w:sz w:val="19"/>
+          <w:szCs w:val="19"/>
+          <w:highlight w:val="white"/>
+          <w:lang w:val="en-US"/>
+        </w:rPr>
+        <w:t xml:space="preserve"> (</w:t>
+      </w:r>
+      <w:r>
+        <w:rPr>
+          <w:rFonts w:ascii="Cascadia Mono" w:hAnsi="Cascadia Mono" w:cs="Cascadia Mono"/>
+          <w:color w:val="2B91AF"/>
+          <w:sz w:val="19"/>
+          <w:szCs w:val="19"/>
+          <w:highlight w:val="white"/>
+          <w:lang w:val="en-US"/>
+        </w:rPr>
+        <w:t>OdbcDataAdapter</w:t>
+      </w:r>
+      <w:r>
+        <w:rPr>
+          <w:rFonts w:ascii="Cascadia Mono" w:hAnsi="Cascadia Mono" w:cs="Cascadia Mono"/>
+          <w:color w:val="000000"/>
+          <w:sz w:val="19"/>
+          <w:szCs w:val="19"/>
+          <w:highlight w:val="white"/>
+          <w:lang w:val="en-US"/>
+        </w:rPr>
+        <w:t xml:space="preserve"> dadapter = </w:t>
+      </w:r>
+      <w:r>
+        <w:rPr>
+          <w:rFonts w:ascii="Cascadia Mono" w:hAnsi="Cascadia Mono" w:cs="Cascadia Mono"/>
+          <w:color w:val="0000FF"/>
+          <w:sz w:val="19"/>
+          <w:szCs w:val="19"/>
+          <w:highlight w:val="white"/>
+          <w:lang w:val="en-US"/>
+        </w:rPr>
+        <w:t>new</w:t>
+      </w:r>
+      <w:r>
+        <w:rPr>
+          <w:rFonts w:ascii="Cascadia Mono" w:hAnsi="Cascadia Mono" w:cs="Cascadia Mono"/>
+          <w:color w:val="000000"/>
+          <w:sz w:val="19"/>
+          <w:szCs w:val="19"/>
+          <w:highlight w:val="white"/>
+          <w:lang w:val="en-US"/>
+        </w:rPr>
+        <w:t xml:space="preserve"> </w:t>
+      </w:r>
+      <w:r>
+        <w:rPr>
+          <w:rFonts w:ascii="Cascadia Mono" w:hAnsi="Cascadia Mono" w:cs="Cascadia Mono"/>
+          <w:color w:val="2B91AF"/>
+          <w:sz w:val="19"/>
+          <w:szCs w:val="19"/>
+          <w:highlight w:val="white"/>
+          <w:lang w:val="en-US"/>
+        </w:rPr>
+        <w:t>OdbcDataAdapter</w:t>
+      </w:r>
+      <w:r>
+        <w:rPr>
+          <w:rFonts w:ascii="Cascadia Mono" w:hAnsi="Cascadia Mono" w:cs="Cascadia Mono"/>
+          <w:color w:val="000000"/>
+          <w:sz w:val="19"/>
+          <w:szCs w:val="19"/>
+          <w:highlight w:val="white"/>
+          <w:lang w:val="en-US"/>
+        </w:rPr>
+        <w:t>(strSql, con))</w:t>
+      </w:r>
+    </w:p>
+    <w:p>
+      <w:pPr>
+        <w:autoSpaceDE w:val="0"/>
+        <w:autoSpaceDN w:val="0"/>
+        <w:adjustRightInd w:val="0"/>
+        <w:spacing w:line="240" w:lineRule="auto"/>
+        <w:ind w:firstLine="0"/>
+        <w:jc w:val="left"/>
+        <w:rPr>
+          <w:rFonts w:ascii="Cascadia Mono" w:hAnsi="Cascadia Mono" w:cs="Cascadia Mono"/>
+          <w:color w:val="000000"/>
+          <w:sz w:val="19"/>
+          <w:szCs w:val="19"/>
+          <w:highlight w:val="white"/>
+        </w:rPr>
+      </w:pPr>
+      <w:r>
+        <w:rPr>
+          <w:rFonts w:ascii="Cascadia Mono" w:hAnsi="Cascadia Mono" w:cs="Cascadia Mono"/>
+          <w:color w:val="000000"/>
+          <w:sz w:val="19"/>
+          <w:szCs w:val="19"/>
+          <w:highlight w:val="white"/>
+          <w:lang w:val="en-US"/>
+        </w:rPr>
+        <w:t xml:space="preserve">            </w:t>
+      </w:r>
+      <w:r>
+        <w:rPr>
+          <w:rFonts w:ascii="Cascadia Mono" w:hAnsi="Cascadia Mono" w:cs="Cascadia Mono"/>
+          <w:color w:val="000000"/>
+          <w:sz w:val="19"/>
+          <w:szCs w:val="19"/>
+          <w:highlight w:val="white"/>
+        </w:rPr>
+        <w:t>{</w:t>
+      </w:r>
+    </w:p>
+    <w:p>
+      <w:pPr>
+        <w:autoSpaceDE w:val="0"/>
+        <w:autoSpaceDN w:val="0"/>
+        <w:adjustRightInd w:val="0"/>
+        <w:spacing w:line="240" w:lineRule="auto"/>
+        <w:ind w:firstLine="0"/>
+        <w:jc w:val="left"/>
+        <w:rPr>
+          <w:rFonts w:ascii="Cascadia Mono" w:hAnsi="Cascadia Mono" w:cs="Cascadia Mono"/>
+          <w:color w:val="008000"/>
+          <w:sz w:val="19"/>
+          <w:szCs w:val="19"/>
+          <w:highlight w:val="white"/>
+        </w:rPr>
+      </w:pPr>
+      <w:r>
+        <w:rPr>
+          <w:rFonts w:ascii="Cascadia Mono" w:hAnsi="Cascadia Mono" w:cs="Cascadia Mono"/>
+          <w:color w:val="000000"/>
+          <w:sz w:val="19"/>
+          <w:szCs w:val="19"/>
+          <w:highlight w:val="white"/>
+        </w:rPr>
+        <w:t xml:space="preserve">                </w:t>
+      </w:r>
+      <w:r>
+        <w:rPr>
+          <w:rFonts w:ascii="Cascadia Mono" w:hAnsi="Cascadia Mono" w:cs="Cascadia Mono"/>
+          <w:color w:val="008000"/>
+          <w:sz w:val="19"/>
+          <w:szCs w:val="19"/>
+          <w:highlight w:val="white"/>
+        </w:rPr>
+        <w:t>// Формирование источника данных для отчета</w:t>
+      </w:r>
+    </w:p>
+    <w:p>
+      <w:pPr>
+        <w:autoSpaceDE w:val="0"/>
+        <w:autoSpaceDN w:val="0"/>
+        <w:adjustRightInd w:val="0"/>
+        <w:spacing w:line="240" w:lineRule="auto"/>
+        <w:ind w:firstLine="0"/>
+        <w:jc w:val="left"/>
+        <w:rPr>
+          <w:rFonts w:ascii="Cascadia Mono" w:hAnsi="Cascadia Mono" w:cs="Cascadia Mono"/>
+          <w:color w:val="000000"/>
+          <w:sz w:val="19"/>
+          <w:szCs w:val="19"/>
+          <w:highlight w:val="white"/>
+        </w:rPr>
+      </w:pPr>
+      <w:r>
+        <w:rPr>
+          <w:rFonts w:ascii="Cascadia Mono" w:hAnsi="Cascadia Mono" w:cs="Cascadia Mono"/>
+          <w:color w:val="000000"/>
+          <w:sz w:val="19"/>
+          <w:szCs w:val="19"/>
+          <w:highlight w:val="white"/>
+        </w:rPr>
+        <w:t xml:space="preserve">                </w:t>
+      </w:r>
+      <w:r>
+        <w:rPr>
+          <w:rFonts w:ascii="Cascadia Mono" w:hAnsi="Cascadia Mono" w:cs="Cascadia Mono"/>
+          <w:color w:val="2B91AF"/>
+          <w:sz w:val="19"/>
+          <w:szCs w:val="19"/>
+          <w:highlight w:val="white"/>
+        </w:rPr>
+        <w:t>DataTable</w:t>
+      </w:r>
+      <w:r>
+        <w:rPr>
+          <w:rFonts w:ascii="Cascadia Mono" w:hAnsi="Cascadia Mono" w:cs="Cascadia Mono"/>
+          <w:color w:val="000000"/>
+          <w:sz w:val="19"/>
+          <w:szCs w:val="19"/>
+          <w:highlight w:val="white"/>
+        </w:rPr>
+        <w:t xml:space="preserve"> table = </w:t>
+      </w:r>
+      <w:r>
+        <w:rPr>
+          <w:rFonts w:ascii="Cascadia Mono" w:hAnsi="Cascadia Mono" w:cs="Cascadia Mono"/>
+          <w:color w:val="0000FF"/>
+          <w:sz w:val="19"/>
+          <w:szCs w:val="19"/>
+          <w:highlight w:val="white"/>
+        </w:rPr>
+        <w:t>new</w:t>
+      </w:r>
+      <w:r>
+        <w:rPr>
+          <w:rFonts w:ascii="Cascadia Mono" w:hAnsi="Cascadia Mono" w:cs="Cascadia Mono"/>
+          <w:color w:val="000000"/>
+          <w:sz w:val="19"/>
+          <w:szCs w:val="19"/>
+          <w:highlight w:val="white"/>
+        </w:rPr>
+        <w:t xml:space="preserve"> </w:t>
+      </w:r>
+      <w:r>
+        <w:rPr>
+          <w:rFonts w:ascii="Cascadia Mono" w:hAnsi="Cascadia Mono" w:cs="Cascadia Mono"/>
+          <w:color w:val="2B91AF"/>
+          <w:sz w:val="19"/>
+          <w:szCs w:val="19"/>
+          <w:highlight w:val="white"/>
+        </w:rPr>
+        <w:t>DataTable</w:t>
+      </w:r>
+      <w:r>
+        <w:rPr>
+          <w:rFonts w:ascii="Cascadia Mono" w:hAnsi="Cascadia Mono" w:cs="Cascadia Mono"/>
+          <w:color w:val="000000"/>
+          <w:sz w:val="19"/>
+          <w:szCs w:val="19"/>
+          <w:highlight w:val="white"/>
+        </w:rPr>
+        <w:t>();</w:t>
+      </w:r>
+    </w:p>
+    <w:p>
+      <w:pPr>
+        <w:autoSpaceDE w:val="0"/>
+        <w:autoSpaceDN w:val="0"/>
+        <w:adjustRightInd w:val="0"/>
+        <w:spacing w:line="240" w:lineRule="auto"/>
+        <w:ind w:firstLine="0"/>
+        <w:jc w:val="left"/>
+        <w:rPr>
+          <w:rFonts w:ascii="Cascadia Mono" w:hAnsi="Cascadia Mono" w:cs="Cascadia Mono"/>
+          <w:color w:val="000000"/>
+          <w:sz w:val="19"/>
+          <w:szCs w:val="19"/>
+          <w:highlight w:val="white"/>
+          <w:lang w:val="en-US"/>
+        </w:rPr>
+      </w:pPr>
+      <w:r>
+        <w:rPr>
+          <w:rFonts w:ascii="Cascadia Mono" w:hAnsi="Cascadia Mono" w:cs="Cascadia Mono"/>
+          <w:color w:val="000000"/>
+          <w:sz w:val="19"/>
+          <w:szCs w:val="19"/>
+          <w:highlight w:val="white"/>
+        </w:rPr>
+        <w:t xml:space="preserve">                </w:t>
+      </w:r>
+      <w:r>
+        <w:rPr>
+          <w:rFonts w:ascii="Cascadia Mono" w:hAnsi="Cascadia Mono" w:cs="Cascadia Mono"/>
+          <w:color w:val="000000"/>
+          <w:sz w:val="19"/>
+          <w:szCs w:val="19"/>
+          <w:highlight w:val="white"/>
+          <w:lang w:val="en-US"/>
+        </w:rPr>
+        <w:t>dadapter.Fill(table);</w:t>
+      </w:r>
+    </w:p>
+    <w:p>
+      <w:pPr>
+        <w:autoSpaceDE w:val="0"/>
+        <w:autoSpaceDN w:val="0"/>
+        <w:adjustRightInd w:val="0"/>
+        <w:spacing w:line="240" w:lineRule="auto"/>
+        <w:ind w:firstLine="0"/>
+        <w:jc w:val="left"/>
+        <w:rPr>
+          <w:rFonts w:ascii="Cascadia Mono" w:hAnsi="Cascadia Mono" w:cs="Cascadia Mono"/>
+          <w:color w:val="000000"/>
+          <w:sz w:val="19"/>
+          <w:szCs w:val="19"/>
+          <w:highlight w:val="white"/>
+          <w:lang w:val="en-US"/>
+        </w:rPr>
+      </w:pPr>
+      <w:r>
+        <w:rPr>
+          <w:rFonts w:ascii="Cascadia Mono" w:hAnsi="Cascadia Mono" w:cs="Cascadia Mono"/>
+          <w:color w:val="000000"/>
+          <w:sz w:val="19"/>
+          <w:szCs w:val="19"/>
+          <w:highlight w:val="white"/>
+          <w:lang w:val="en-US"/>
+        </w:rPr>
+        <w:t xml:space="preserve">                </w:t>
+      </w:r>
+      <w:r>
+        <w:rPr>
+          <w:rFonts w:ascii="Cascadia Mono" w:hAnsi="Cascadia Mono" w:cs="Cascadia Mono"/>
+          <w:color w:val="2B91AF"/>
+          <w:sz w:val="19"/>
+          <w:szCs w:val="19"/>
+          <w:highlight w:val="white"/>
+          <w:lang w:val="en-US"/>
+        </w:rPr>
+        <w:t>BindingSource</w:t>
+      </w:r>
+      <w:r>
+        <w:rPr>
+          <w:rFonts w:ascii="Cascadia Mono" w:hAnsi="Cascadia Mono" w:cs="Cascadia Mono"/>
+          <w:color w:val="000000"/>
+          <w:sz w:val="19"/>
+          <w:szCs w:val="19"/>
+          <w:highlight w:val="white"/>
+          <w:lang w:val="en-US"/>
+        </w:rPr>
+        <w:t xml:space="preserve"> bs = </w:t>
+      </w:r>
+      <w:r>
+        <w:rPr>
+          <w:rFonts w:ascii="Cascadia Mono" w:hAnsi="Cascadia Mono" w:cs="Cascadia Mono"/>
+          <w:color w:val="0000FF"/>
+          <w:sz w:val="19"/>
+          <w:szCs w:val="19"/>
+          <w:highlight w:val="white"/>
+          <w:lang w:val="en-US"/>
+        </w:rPr>
+        <w:t>new</w:t>
+      </w:r>
+      <w:r>
+        <w:rPr>
+          <w:rFonts w:ascii="Cascadia Mono" w:hAnsi="Cascadia Mono" w:cs="Cascadia Mono"/>
+          <w:color w:val="000000"/>
+          <w:sz w:val="19"/>
+          <w:szCs w:val="19"/>
+          <w:highlight w:val="white"/>
+          <w:lang w:val="en-US"/>
+        </w:rPr>
+        <w:t xml:space="preserve"> </w:t>
+      </w:r>
+      <w:r>
+        <w:rPr>
+          <w:rFonts w:ascii="Cascadia Mono" w:hAnsi="Cascadia Mono" w:cs="Cascadia Mono"/>
+          <w:color w:val="2B91AF"/>
+          <w:sz w:val="19"/>
+          <w:szCs w:val="19"/>
+          <w:highlight w:val="white"/>
+          <w:lang w:val="en-US"/>
+        </w:rPr>
+        <w:t>BindingSource</w:t>
+      </w:r>
+      <w:r>
+        <w:rPr>
+          <w:rFonts w:ascii="Cascadia Mono" w:hAnsi="Cascadia Mono" w:cs="Cascadia Mono"/>
+          <w:color w:val="000000"/>
+          <w:sz w:val="19"/>
+          <w:szCs w:val="19"/>
+          <w:highlight w:val="white"/>
+          <w:lang w:val="en-US"/>
+        </w:rPr>
+        <w:t>();</w:t>
+      </w:r>
+    </w:p>
+    <w:p>
+      <w:pPr>
+        <w:autoSpaceDE w:val="0"/>
+        <w:autoSpaceDN w:val="0"/>
+        <w:adjustRightInd w:val="0"/>
+        <w:spacing w:line="240" w:lineRule="auto"/>
+        <w:ind w:firstLine="0"/>
+        <w:jc w:val="left"/>
+        <w:rPr>
+          <w:rFonts w:ascii="Cascadia Mono" w:hAnsi="Cascadia Mono" w:cs="Cascadia Mono"/>
+          <w:color w:val="000000"/>
+          <w:sz w:val="19"/>
+          <w:szCs w:val="19"/>
+          <w:highlight w:val="white"/>
+        </w:rPr>
+      </w:pPr>
+      <w:r>
+        <w:rPr>
+          <w:rFonts w:ascii="Cascadia Mono" w:hAnsi="Cascadia Mono" w:cs="Cascadia Mono"/>
+          <w:color w:val="000000"/>
+          <w:sz w:val="19"/>
+          <w:szCs w:val="19"/>
+          <w:highlight w:val="white"/>
+          <w:lang w:val="en-US"/>
+        </w:rPr>
+        <w:t xml:space="preserve">                </w:t>
+      </w:r>
+      <w:r>
+        <w:rPr>
+          <w:rFonts w:ascii="Cascadia Mono" w:hAnsi="Cascadia Mono" w:cs="Cascadia Mono"/>
+          <w:color w:val="000000"/>
+          <w:sz w:val="19"/>
+          <w:szCs w:val="19"/>
+          <w:highlight w:val="white"/>
+        </w:rPr>
+        <w:t>bs.DataSource = table.DefaultView;</w:t>
+      </w:r>
+    </w:p>
+    <w:p>
+      <w:pPr>
+        <w:autoSpaceDE w:val="0"/>
+        <w:autoSpaceDN w:val="0"/>
+        <w:adjustRightInd w:val="0"/>
+        <w:spacing w:line="240" w:lineRule="auto"/>
+        <w:ind w:firstLine="0"/>
+        <w:jc w:val="left"/>
+        <w:rPr>
+          <w:rFonts w:ascii="Cascadia Mono" w:hAnsi="Cascadia Mono" w:cs="Cascadia Mono"/>
+          <w:color w:val="008000"/>
+          <w:sz w:val="19"/>
+          <w:szCs w:val="19"/>
+          <w:highlight w:val="white"/>
+        </w:rPr>
+      </w:pPr>
+      <w:r>
+        <w:rPr>
+          <w:rFonts w:ascii="Cascadia Mono" w:hAnsi="Cascadia Mono" w:cs="Cascadia Mono"/>
+          <w:color w:val="000000"/>
+          <w:sz w:val="19"/>
+          <w:szCs w:val="19"/>
+          <w:highlight w:val="white"/>
+        </w:rPr>
+        <w:t xml:space="preserve">                </w:t>
+      </w:r>
+      <w:r>
+        <w:rPr>
+          <w:rFonts w:ascii="Cascadia Mono" w:hAnsi="Cascadia Mono" w:cs="Cascadia Mono"/>
+          <w:color w:val="008000"/>
+          <w:sz w:val="19"/>
+          <w:szCs w:val="19"/>
+          <w:highlight w:val="white"/>
+        </w:rPr>
+        <w:t>// Создание объекта формы вывода отчета</w:t>
+      </w:r>
+    </w:p>
+    <w:p>
+      <w:pPr>
+        <w:autoSpaceDE w:val="0"/>
+        <w:autoSpaceDN w:val="0"/>
+        <w:adjustRightInd w:val="0"/>
+        <w:spacing w:line="240" w:lineRule="auto"/>
+        <w:ind w:firstLine="0"/>
+        <w:jc w:val="left"/>
+        <w:rPr>
+          <w:rFonts w:ascii="Cascadia Mono" w:hAnsi="Cascadia Mono" w:cs="Cascadia Mono"/>
+          <w:color w:val="000000"/>
+          <w:sz w:val="19"/>
+          <w:szCs w:val="19"/>
+          <w:highlight w:val="white"/>
+        </w:rPr>
+      </w:pPr>
+      <w:r>
+        <w:rPr>
+          <w:rFonts w:ascii="Cascadia Mono" w:hAnsi="Cascadia Mono" w:cs="Cascadia Mono"/>
+          <w:color w:val="000000"/>
+          <w:sz w:val="19"/>
+          <w:szCs w:val="19"/>
+          <w:highlight w:val="white"/>
+        </w:rPr>
+        <w:t xml:space="preserve">                </w:t>
+      </w:r>
+      <w:r>
+        <w:rPr>
+          <w:rFonts w:ascii="Cascadia Mono" w:hAnsi="Cascadia Mono" w:cs="Cascadia Mono"/>
+          <w:color w:val="2B91AF"/>
+          <w:sz w:val="19"/>
+          <w:szCs w:val="19"/>
+          <w:highlight w:val="white"/>
+        </w:rPr>
+        <w:t>FrmRpt</w:t>
+      </w:r>
+      <w:r>
+        <w:rPr>
+          <w:rFonts w:ascii="Cascadia Mono" w:hAnsi="Cascadia Mono" w:cs="Cascadia Mono"/>
+          <w:color w:val="000000"/>
+          <w:sz w:val="19"/>
+          <w:szCs w:val="19"/>
+          <w:highlight w:val="white"/>
+        </w:rPr>
+        <w:t xml:space="preserve"> frmRpt = </w:t>
+      </w:r>
+      <w:r>
+        <w:rPr>
+          <w:rFonts w:ascii="Cascadia Mono" w:hAnsi="Cascadia Mono" w:cs="Cascadia Mono"/>
+          <w:color w:val="0000FF"/>
+          <w:sz w:val="19"/>
+          <w:szCs w:val="19"/>
+          <w:highlight w:val="white"/>
+        </w:rPr>
+        <w:t>new</w:t>
+      </w:r>
+      <w:r>
+        <w:rPr>
+          <w:rFonts w:ascii="Cascadia Mono" w:hAnsi="Cascadia Mono" w:cs="Cascadia Mono"/>
+          <w:color w:val="000000"/>
+          <w:sz w:val="19"/>
+          <w:szCs w:val="19"/>
+          <w:highlight w:val="white"/>
+        </w:rPr>
+        <w:t xml:space="preserve"> </w:t>
+      </w:r>
+      <w:r>
+        <w:rPr>
+          <w:rFonts w:ascii="Cascadia Mono" w:hAnsi="Cascadia Mono" w:cs="Cascadia Mono"/>
+          <w:color w:val="2B91AF"/>
+          <w:sz w:val="19"/>
+          <w:szCs w:val="19"/>
+          <w:highlight w:val="white"/>
+        </w:rPr>
+        <w:t>FrmRpt</w:t>
+      </w:r>
+      <w:r>
+        <w:rPr>
+          <w:rFonts w:ascii="Cascadia Mono" w:hAnsi="Cascadia Mono" w:cs="Cascadia Mono"/>
+          <w:color w:val="000000"/>
+          <w:sz w:val="19"/>
+          <w:szCs w:val="19"/>
+          <w:highlight w:val="white"/>
+        </w:rPr>
+        <w:t>();</w:t>
+      </w:r>
+    </w:p>
+    <w:p>
+      <w:pPr>
+        <w:autoSpaceDE w:val="0"/>
+        <w:autoSpaceDN w:val="0"/>
+        <w:adjustRightInd w:val="0"/>
+        <w:spacing w:line="240" w:lineRule="auto"/>
+        <w:ind w:firstLine="0"/>
+        <w:jc w:val="left"/>
+        <w:rPr>
+          <w:rFonts w:ascii="Cascadia Mono" w:hAnsi="Cascadia Mono" w:cs="Cascadia Mono"/>
+          <w:color w:val="008000"/>
+          <w:sz w:val="19"/>
+          <w:szCs w:val="19"/>
+          <w:highlight w:val="white"/>
+        </w:rPr>
+      </w:pPr>
+      <w:r>
+        <w:rPr>
+          <w:rFonts w:ascii="Cascadia Mono" w:hAnsi="Cascadia Mono" w:cs="Cascadia Mono"/>
+          <w:color w:val="000000"/>
+          <w:sz w:val="19"/>
+          <w:szCs w:val="19"/>
+          <w:highlight w:val="white"/>
+        </w:rPr>
+        <w:t xml:space="preserve">                </w:t>
+      </w:r>
+      <w:r>
+        <w:rPr>
+          <w:rFonts w:ascii="Cascadia Mono" w:hAnsi="Cascadia Mono" w:cs="Cascadia Mono"/>
+          <w:color w:val="008000"/>
+          <w:sz w:val="19"/>
+          <w:szCs w:val="19"/>
+          <w:highlight w:val="white"/>
+        </w:rPr>
+        <w:t>// Заполнение заголовка</w:t>
+      </w:r>
+    </w:p>
+    <w:p>
+      <w:pPr>
+        <w:autoSpaceDE w:val="0"/>
+        <w:autoSpaceDN w:val="0"/>
+        <w:adjustRightInd w:val="0"/>
+        <w:spacing w:line="240" w:lineRule="auto"/>
+        <w:ind w:firstLine="0"/>
+        <w:jc w:val="left"/>
+        <w:rPr>
+          <w:rFonts w:ascii="Cascadia Mono" w:hAnsi="Cascadia Mono" w:cs="Cascadia Mono"/>
+          <w:color w:val="000000"/>
+          <w:sz w:val="19"/>
+          <w:szCs w:val="19"/>
+          <w:highlight w:val="white"/>
+        </w:rPr>
+      </w:pPr>
+      <w:r>
+        <w:rPr>
+          <w:rFonts w:ascii="Cascadia Mono" w:hAnsi="Cascadia Mono" w:cs="Cascadia Mono"/>
+          <w:color w:val="000000"/>
+          <w:sz w:val="19"/>
+          <w:szCs w:val="19"/>
+          <w:highlight w:val="white"/>
+        </w:rPr>
+        <w:t xml:space="preserve">                frmRpt.Head.Text = </w:t>
+      </w:r>
+      <w:r>
+        <w:rPr>
+          <w:rFonts w:ascii="Cascadia Mono" w:hAnsi="Cascadia Mono" w:cs="Cascadia Mono"/>
+          <w:color w:val="A31515"/>
+          <w:sz w:val="19"/>
+          <w:szCs w:val="19"/>
+          <w:highlight w:val="white"/>
+        </w:rPr>
+        <w:t>"Отчет о занятиях в промежуток с "</w:t>
+      </w:r>
+      <w:r>
+        <w:rPr>
+          <w:rFonts w:ascii="Cascadia Mono" w:hAnsi="Cascadia Mono" w:cs="Cascadia Mono"/>
+          <w:color w:val="000000"/>
+          <w:sz w:val="19"/>
+          <w:szCs w:val="19"/>
+          <w:highlight w:val="white"/>
+        </w:rPr>
+        <w:t xml:space="preserve"> +</w:t>
+      </w:r>
+    </w:p>
+    <w:p>
+      <w:pPr>
+        <w:autoSpaceDE w:val="0"/>
+        <w:autoSpaceDN w:val="0"/>
+        <w:adjustRightInd w:val="0"/>
+        <w:spacing w:line="240" w:lineRule="auto"/>
+        <w:ind w:firstLine="0"/>
+        <w:jc w:val="left"/>
+        <w:rPr>
+          <w:rFonts w:ascii="Cascadia Mono" w:hAnsi="Cascadia Mono" w:cs="Cascadia Mono"/>
+          <w:color w:val="000000"/>
+          <w:sz w:val="19"/>
+          <w:szCs w:val="19"/>
+          <w:highlight w:val="white"/>
+          <w:lang w:val="en-US"/>
+        </w:rPr>
+      </w:pPr>
+      <w:r>
+        <w:rPr>
+          <w:rFonts w:ascii="Cascadia Mono" w:hAnsi="Cascadia Mono" w:cs="Cascadia Mono"/>
+          <w:color w:val="000000"/>
+          <w:sz w:val="19"/>
+          <w:szCs w:val="19"/>
+          <w:highlight w:val="white"/>
+        </w:rPr>
+        <w:t xml:space="preserve">                </w:t>
+      </w:r>
+      <w:r>
+        <w:rPr>
+          <w:rFonts w:ascii="Cascadia Mono" w:hAnsi="Cascadia Mono" w:cs="Cascadia Mono"/>
+          <w:color w:val="000000"/>
+          <w:sz w:val="19"/>
+          <w:szCs w:val="19"/>
+          <w:highlight w:val="white"/>
+          <w:lang w:val="en-US"/>
+        </w:rPr>
+        <w:t xml:space="preserve">pair_beg + </w:t>
+      </w:r>
+      <w:r>
+        <w:rPr>
+          <w:rFonts w:ascii="Cascadia Mono" w:hAnsi="Cascadia Mono" w:cs="Cascadia Mono"/>
+          <w:color w:val="A31515"/>
+          <w:sz w:val="19"/>
+          <w:szCs w:val="19"/>
+          <w:highlight w:val="white"/>
+          <w:lang w:val="en-US"/>
+        </w:rPr>
+        <w:t xml:space="preserve">" </w:t>
+      </w:r>
+      <w:r>
+        <w:rPr>
+          <w:rFonts w:ascii="Cascadia Mono" w:hAnsi="Cascadia Mono" w:cs="Cascadia Mono"/>
+          <w:color w:val="A31515"/>
+          <w:sz w:val="19"/>
+          <w:szCs w:val="19"/>
+          <w:highlight w:val="white"/>
+        </w:rPr>
+        <w:t>по</w:t>
+      </w:r>
+      <w:r>
+        <w:rPr>
+          <w:rFonts w:ascii="Cascadia Mono" w:hAnsi="Cascadia Mono" w:cs="Cascadia Mono"/>
+          <w:color w:val="A31515"/>
+          <w:sz w:val="19"/>
+          <w:szCs w:val="19"/>
+          <w:highlight w:val="white"/>
+          <w:lang w:val="en-US"/>
+        </w:rPr>
+        <w:t xml:space="preserve"> "</w:t>
+      </w:r>
+      <w:r>
+        <w:rPr>
+          <w:rFonts w:ascii="Cascadia Mono" w:hAnsi="Cascadia Mono" w:cs="Cascadia Mono"/>
+          <w:color w:val="000000"/>
+          <w:sz w:val="19"/>
+          <w:szCs w:val="19"/>
+          <w:highlight w:val="white"/>
+          <w:lang w:val="en-US"/>
+        </w:rPr>
+        <w:t xml:space="preserve"> + pair_end + </w:t>
+      </w:r>
+      <w:r>
+        <w:rPr>
+          <w:rFonts w:ascii="Cascadia Mono" w:hAnsi="Cascadia Mono" w:cs="Cascadia Mono"/>
+          <w:color w:val="A31515"/>
+          <w:sz w:val="19"/>
+          <w:szCs w:val="19"/>
+          <w:highlight w:val="white"/>
+          <w:lang w:val="en-US"/>
+        </w:rPr>
+        <w:t xml:space="preserve">" </w:t>
+      </w:r>
+      <w:r>
+        <w:rPr>
+          <w:rFonts w:ascii="Cascadia Mono" w:hAnsi="Cascadia Mono" w:cs="Cascadia Mono"/>
+          <w:color w:val="A31515"/>
+          <w:sz w:val="19"/>
+          <w:szCs w:val="19"/>
+          <w:highlight w:val="white"/>
+        </w:rPr>
+        <w:t>пару</w:t>
+      </w:r>
+      <w:r>
+        <w:rPr>
+          <w:rFonts w:ascii="Cascadia Mono" w:hAnsi="Cascadia Mono" w:cs="Cascadia Mono"/>
+          <w:color w:val="A31515"/>
+          <w:sz w:val="19"/>
+          <w:szCs w:val="19"/>
+          <w:highlight w:val="white"/>
+          <w:lang w:val="en-US"/>
+        </w:rPr>
+        <w:t>."</w:t>
+      </w:r>
+      <w:r>
+        <w:rPr>
+          <w:rFonts w:ascii="Cascadia Mono" w:hAnsi="Cascadia Mono" w:cs="Cascadia Mono"/>
+          <w:color w:val="000000"/>
+          <w:sz w:val="19"/>
+          <w:szCs w:val="19"/>
+          <w:highlight w:val="white"/>
+          <w:lang w:val="en-US"/>
+        </w:rPr>
+        <w:t>;</w:t>
+      </w:r>
+    </w:p>
+    <w:p>
+      <w:pPr>
+        <w:autoSpaceDE w:val="0"/>
+        <w:autoSpaceDN w:val="0"/>
+        <w:adjustRightInd w:val="0"/>
+        <w:spacing w:line="240" w:lineRule="auto"/>
+        <w:ind w:firstLine="0"/>
+        <w:jc w:val="left"/>
+        <w:rPr>
+          <w:rFonts w:ascii="Cascadia Mono" w:hAnsi="Cascadia Mono" w:cs="Cascadia Mono"/>
+          <w:color w:val="008000"/>
+          <w:sz w:val="19"/>
+          <w:szCs w:val="19"/>
+          <w:highlight w:val="white"/>
+          <w:lang w:val="en-US"/>
+        </w:rPr>
+      </w:pPr>
+      <w:r>
+        <w:rPr>
+          <w:rFonts w:ascii="Cascadia Mono" w:hAnsi="Cascadia Mono" w:cs="Cascadia Mono"/>
+          <w:color w:val="000000"/>
+          <w:sz w:val="19"/>
+          <w:szCs w:val="19"/>
+          <w:highlight w:val="white"/>
+          <w:lang w:val="en-US"/>
+        </w:rPr>
+        <w:t xml:space="preserve">                </w:t>
+      </w:r>
+      <w:r>
+        <w:rPr>
+          <w:rFonts w:ascii="Cascadia Mono" w:hAnsi="Cascadia Mono" w:cs="Cascadia Mono"/>
+          <w:color w:val="008000"/>
+          <w:sz w:val="19"/>
+          <w:szCs w:val="19"/>
+          <w:highlight w:val="white"/>
+          <w:lang w:val="en-US"/>
+        </w:rPr>
+        <w:t xml:space="preserve">// </w:t>
+      </w:r>
+      <w:r>
+        <w:rPr>
+          <w:rFonts w:ascii="Cascadia Mono" w:hAnsi="Cascadia Mono" w:cs="Cascadia Mono"/>
+          <w:color w:val="008000"/>
+          <w:sz w:val="19"/>
+          <w:szCs w:val="19"/>
+          <w:highlight w:val="white"/>
+        </w:rPr>
+        <w:t>Заполнение</w:t>
+      </w:r>
+      <w:r>
+        <w:rPr>
+          <w:rFonts w:ascii="Cascadia Mono" w:hAnsi="Cascadia Mono" w:cs="Cascadia Mono"/>
+          <w:color w:val="008000"/>
+          <w:sz w:val="19"/>
+          <w:szCs w:val="19"/>
+          <w:highlight w:val="white"/>
+          <w:lang w:val="en-US"/>
+        </w:rPr>
+        <w:t xml:space="preserve"> </w:t>
+      </w:r>
+      <w:r>
+        <w:rPr>
+          <w:rFonts w:ascii="Cascadia Mono" w:hAnsi="Cascadia Mono" w:cs="Cascadia Mono"/>
+          <w:color w:val="008000"/>
+          <w:sz w:val="19"/>
+          <w:szCs w:val="19"/>
+          <w:highlight w:val="white"/>
+        </w:rPr>
+        <w:t>подзаголовка</w:t>
+      </w:r>
+    </w:p>
+    <w:p>
+      <w:pPr>
+        <w:autoSpaceDE w:val="0"/>
+        <w:autoSpaceDN w:val="0"/>
+        <w:adjustRightInd w:val="0"/>
+        <w:spacing w:line="240" w:lineRule="auto"/>
+        <w:ind w:firstLine="0"/>
+        <w:jc w:val="left"/>
+        <w:rPr>
+          <w:rFonts w:ascii="Cascadia Mono" w:hAnsi="Cascadia Mono" w:cs="Cascadia Mono"/>
+          <w:color w:val="000000"/>
+          <w:sz w:val="19"/>
+          <w:szCs w:val="19"/>
+          <w:highlight w:val="white"/>
+          <w:lang w:val="en-US"/>
+        </w:rPr>
+      </w:pPr>
+      <w:r>
+        <w:rPr>
+          <w:rFonts w:ascii="Cascadia Mono" w:hAnsi="Cascadia Mono" w:cs="Cascadia Mono"/>
+          <w:color w:val="000000"/>
+          <w:sz w:val="19"/>
+          <w:szCs w:val="19"/>
+          <w:highlight w:val="white"/>
+          <w:lang w:val="en-US"/>
+        </w:rPr>
+        <w:t xml:space="preserve">                frmRpt.SubHead.Text = </w:t>
+      </w:r>
+      <w:r>
+        <w:rPr>
+          <w:rFonts w:ascii="Cascadia Mono" w:hAnsi="Cascadia Mono" w:cs="Cascadia Mono"/>
+          <w:color w:val="A31515"/>
+          <w:sz w:val="19"/>
+          <w:szCs w:val="19"/>
+          <w:highlight w:val="white"/>
+          <w:lang w:val="en-US"/>
+        </w:rPr>
+        <w:t>"</w:t>
+      </w:r>
+      <w:r>
+        <w:rPr>
+          <w:rFonts w:ascii="Cascadia Mono" w:hAnsi="Cascadia Mono" w:cs="Cascadia Mono"/>
+          <w:color w:val="A31515"/>
+          <w:sz w:val="19"/>
+          <w:szCs w:val="19"/>
+          <w:highlight w:val="white"/>
+        </w:rPr>
+        <w:t>Номер</w:t>
+      </w:r>
+      <w:r>
+        <w:rPr>
+          <w:rFonts w:ascii="Cascadia Mono" w:hAnsi="Cascadia Mono" w:cs="Cascadia Mono"/>
+          <w:color w:val="A31515"/>
+          <w:sz w:val="19"/>
+          <w:szCs w:val="19"/>
+          <w:highlight w:val="white"/>
+          <w:lang w:val="en-US"/>
+        </w:rPr>
+        <w:t xml:space="preserve"> </w:t>
+      </w:r>
+      <w:r>
+        <w:rPr>
+          <w:rFonts w:ascii="Cascadia Mono" w:hAnsi="Cascadia Mono" w:cs="Cascadia Mono"/>
+          <w:color w:val="A31515"/>
+          <w:sz w:val="19"/>
+          <w:szCs w:val="19"/>
+          <w:highlight w:val="white"/>
+        </w:rPr>
+        <w:t>корпуса</w:t>
+      </w:r>
+      <w:r>
+        <w:rPr>
+          <w:rFonts w:ascii="Cascadia Mono" w:hAnsi="Cascadia Mono" w:cs="Cascadia Mono"/>
+          <w:color w:val="A31515"/>
+          <w:sz w:val="19"/>
+          <w:szCs w:val="19"/>
+          <w:highlight w:val="white"/>
+          <w:lang w:val="en-US"/>
+        </w:rPr>
+        <w:t>:"</w:t>
+      </w:r>
+      <w:r>
+        <w:rPr>
+          <w:rFonts w:ascii="Cascadia Mono" w:hAnsi="Cascadia Mono" w:cs="Cascadia Mono"/>
+          <w:color w:val="000000"/>
+          <w:sz w:val="19"/>
+          <w:szCs w:val="19"/>
+          <w:highlight w:val="white"/>
+          <w:lang w:val="en-US"/>
+        </w:rPr>
+        <w:t xml:space="preserve"> + corp_number;</w:t>
+      </w:r>
+    </w:p>
+    <w:p>
+      <w:pPr>
+        <w:autoSpaceDE w:val="0"/>
+        <w:autoSpaceDN w:val="0"/>
+        <w:adjustRightInd w:val="0"/>
+        <w:spacing w:line="240" w:lineRule="auto"/>
+        <w:ind w:firstLine="0"/>
+        <w:jc w:val="left"/>
+        <w:rPr>
+          <w:rFonts w:ascii="Cascadia Mono" w:hAnsi="Cascadia Mono" w:cs="Cascadia Mono"/>
+          <w:color w:val="008000"/>
+          <w:sz w:val="19"/>
+          <w:szCs w:val="19"/>
+          <w:highlight w:val="white"/>
+          <w:lang w:val="en-US"/>
+        </w:rPr>
+      </w:pPr>
+      <w:r>
+        <w:rPr>
+          <w:rFonts w:ascii="Cascadia Mono" w:hAnsi="Cascadia Mono" w:cs="Cascadia Mono"/>
+          <w:color w:val="000000"/>
+          <w:sz w:val="19"/>
+          <w:szCs w:val="19"/>
+          <w:highlight w:val="white"/>
+          <w:lang w:val="en-US"/>
+        </w:rPr>
+        <w:t xml:space="preserve">                </w:t>
+      </w:r>
+      <w:r>
+        <w:rPr>
+          <w:rFonts w:ascii="Cascadia Mono" w:hAnsi="Cascadia Mono" w:cs="Cascadia Mono"/>
+          <w:color w:val="008000"/>
+          <w:sz w:val="19"/>
+          <w:szCs w:val="19"/>
+          <w:highlight w:val="white"/>
+          <w:lang w:val="en-US"/>
+        </w:rPr>
+        <w:t xml:space="preserve">// </w:t>
+      </w:r>
+      <w:r>
+        <w:rPr>
+          <w:rFonts w:ascii="Cascadia Mono" w:hAnsi="Cascadia Mono" w:cs="Cascadia Mono"/>
+          <w:color w:val="008000"/>
+          <w:sz w:val="19"/>
+          <w:szCs w:val="19"/>
+          <w:highlight w:val="white"/>
+        </w:rPr>
+        <w:t>Задание</w:t>
+      </w:r>
+      <w:r>
+        <w:rPr>
+          <w:rFonts w:ascii="Cascadia Mono" w:hAnsi="Cascadia Mono" w:cs="Cascadia Mono"/>
+          <w:color w:val="008000"/>
+          <w:sz w:val="19"/>
+          <w:szCs w:val="19"/>
+          <w:highlight w:val="white"/>
+          <w:lang w:val="en-US"/>
+        </w:rPr>
+        <w:t xml:space="preserve"> </w:t>
+      </w:r>
+      <w:r>
+        <w:rPr>
+          <w:rFonts w:ascii="Cascadia Mono" w:hAnsi="Cascadia Mono" w:cs="Cascadia Mono"/>
+          <w:color w:val="008000"/>
+          <w:sz w:val="19"/>
+          <w:szCs w:val="19"/>
+          <w:highlight w:val="white"/>
+        </w:rPr>
+        <w:t>шаблона</w:t>
+      </w:r>
+      <w:r>
+        <w:rPr>
+          <w:rFonts w:ascii="Cascadia Mono" w:hAnsi="Cascadia Mono" w:cs="Cascadia Mono"/>
+          <w:color w:val="008000"/>
+          <w:sz w:val="19"/>
+          <w:szCs w:val="19"/>
+          <w:highlight w:val="white"/>
+          <w:lang w:val="en-US"/>
+        </w:rPr>
+        <w:t xml:space="preserve"> </w:t>
+      </w:r>
+      <w:r>
+        <w:rPr>
+          <w:rFonts w:ascii="Cascadia Mono" w:hAnsi="Cascadia Mono" w:cs="Cascadia Mono"/>
+          <w:color w:val="008000"/>
+          <w:sz w:val="19"/>
+          <w:szCs w:val="19"/>
+          <w:highlight w:val="white"/>
+        </w:rPr>
+        <w:t>отчета</w:t>
+      </w:r>
+    </w:p>
+    <w:p>
+      <w:pPr>
+        <w:autoSpaceDE w:val="0"/>
+        <w:autoSpaceDN w:val="0"/>
+        <w:adjustRightInd w:val="0"/>
+        <w:spacing w:line="240" w:lineRule="auto"/>
+        <w:ind w:firstLine="0"/>
+        <w:jc w:val="left"/>
+        <w:rPr>
+          <w:rFonts w:ascii="Cascadia Mono" w:hAnsi="Cascadia Mono" w:cs="Cascadia Mono"/>
+          <w:color w:val="000000"/>
+          <w:sz w:val="19"/>
+          <w:szCs w:val="19"/>
+          <w:highlight w:val="white"/>
+          <w:lang w:val="en-US"/>
+        </w:rPr>
+      </w:pPr>
+      <w:r>
+        <w:rPr>
+          <w:rFonts w:ascii="Cascadia Mono" w:hAnsi="Cascadia Mono" w:cs="Cascadia Mono"/>
+          <w:color w:val="000000"/>
+          <w:sz w:val="19"/>
+          <w:szCs w:val="19"/>
+          <w:highlight w:val="white"/>
+          <w:lang w:val="en-US"/>
+        </w:rPr>
+        <w:t xml:space="preserve">                frmRpt.reportViewer1.Reset();</w:t>
+      </w:r>
+    </w:p>
+    <w:p>
+      <w:pPr>
+        <w:autoSpaceDE w:val="0"/>
+        <w:autoSpaceDN w:val="0"/>
+        <w:adjustRightInd w:val="0"/>
+        <w:spacing w:line="240" w:lineRule="auto"/>
+        <w:ind w:firstLine="0"/>
+        <w:jc w:val="left"/>
+        <w:rPr>
+          <w:rFonts w:ascii="Cascadia Mono" w:hAnsi="Cascadia Mono" w:cs="Cascadia Mono"/>
+          <w:color w:val="000000"/>
+          <w:sz w:val="19"/>
+          <w:szCs w:val="19"/>
+          <w:highlight w:val="white"/>
+          <w:lang w:val="en-US"/>
+        </w:rPr>
+      </w:pPr>
+      <w:r>
+        <w:rPr>
+          <w:rFonts w:ascii="Cascadia Mono" w:hAnsi="Cascadia Mono" w:cs="Cascadia Mono"/>
+          <w:color w:val="000000"/>
+          <w:sz w:val="19"/>
+          <w:szCs w:val="19"/>
+          <w:highlight w:val="white"/>
+          <w:lang w:val="en-US"/>
+        </w:rPr>
+        <w:t xml:space="preserve">                frmRpt.reportViewer1.ProcessingMode = </w:t>
+      </w:r>
+      <w:r>
+        <w:rPr>
+          <w:rFonts w:ascii="Cascadia Mono" w:hAnsi="Cascadia Mono" w:cs="Cascadia Mono"/>
+          <w:color w:val="2B91AF"/>
+          <w:sz w:val="19"/>
+          <w:szCs w:val="19"/>
+          <w:highlight w:val="white"/>
+          <w:lang w:val="en-US"/>
+        </w:rPr>
+        <w:t>ProcessingMode</w:t>
+      </w:r>
+      <w:r>
+        <w:rPr>
+          <w:rFonts w:ascii="Cascadia Mono" w:hAnsi="Cascadia Mono" w:cs="Cascadia Mono"/>
+          <w:color w:val="000000"/>
+          <w:sz w:val="19"/>
+          <w:szCs w:val="19"/>
+          <w:highlight w:val="white"/>
+          <w:lang w:val="en-US"/>
+        </w:rPr>
+        <w:t>.Local;</w:t>
+      </w:r>
+    </w:p>
+    <w:p>
+      <w:pPr>
+        <w:autoSpaceDE w:val="0"/>
+        <w:autoSpaceDN w:val="0"/>
+        <w:adjustRightInd w:val="0"/>
+        <w:spacing w:line="240" w:lineRule="auto"/>
+        <w:ind w:firstLine="0"/>
+        <w:jc w:val="left"/>
+        <w:rPr>
+          <w:rFonts w:ascii="Cascadia Mono" w:hAnsi="Cascadia Mono" w:cs="Cascadia Mono"/>
+          <w:color w:val="000000"/>
+          <w:sz w:val="19"/>
+          <w:szCs w:val="19"/>
+          <w:highlight w:val="white"/>
+          <w:lang w:val="en-US"/>
+        </w:rPr>
+      </w:pPr>
+      <w:r>
+        <w:rPr>
+          <w:rFonts w:ascii="Cascadia Mono" w:hAnsi="Cascadia Mono" w:cs="Cascadia Mono"/>
+          <w:color w:val="000000"/>
+          <w:sz w:val="19"/>
+          <w:szCs w:val="19"/>
+          <w:highlight w:val="white"/>
+          <w:lang w:val="en-US"/>
+        </w:rPr>
+        <w:t xml:space="preserve">                frmRpt.reportViewer1.LocalReport.ReportPath =</w:t>
+      </w:r>
+    </w:p>
+    <w:p>
+      <w:pPr>
+        <w:autoSpaceDE w:val="0"/>
+        <w:autoSpaceDN w:val="0"/>
+        <w:adjustRightInd w:val="0"/>
+        <w:spacing w:line="240" w:lineRule="auto"/>
+        <w:ind w:firstLine="0"/>
+        <w:jc w:val="left"/>
+        <w:rPr>
+          <w:rFonts w:ascii="Cascadia Mono" w:hAnsi="Cascadia Mono" w:cs="Cascadia Mono"/>
+          <w:color w:val="000000"/>
+          <w:sz w:val="19"/>
+          <w:szCs w:val="19"/>
+          <w:highlight w:val="white"/>
+          <w:lang w:val="en-US"/>
+        </w:rPr>
+      </w:pPr>
+      <w:r>
+        <w:rPr>
+          <w:rFonts w:ascii="Cascadia Mono" w:hAnsi="Cascadia Mono" w:cs="Cascadia Mono"/>
+          <w:color w:val="000000"/>
+          <w:sz w:val="19"/>
+          <w:szCs w:val="19"/>
+          <w:highlight w:val="white"/>
+          <w:lang w:val="en-US"/>
+        </w:rPr>
+        <w:t xml:space="preserve">                </w:t>
+      </w:r>
+      <w:r>
+        <w:rPr>
+          <w:rFonts w:ascii="Cascadia Mono" w:hAnsi="Cascadia Mono" w:cs="Cascadia Mono"/>
+          <w:color w:val="2B91AF"/>
+          <w:sz w:val="19"/>
+          <w:szCs w:val="19"/>
+          <w:highlight w:val="white"/>
+          <w:lang w:val="en-US"/>
+        </w:rPr>
+        <w:t>AppDomain</w:t>
+      </w:r>
+      <w:r>
+        <w:rPr>
+          <w:rFonts w:ascii="Cascadia Mono" w:hAnsi="Cascadia Mono" w:cs="Cascadia Mono"/>
+          <w:color w:val="000000"/>
+          <w:sz w:val="19"/>
+          <w:szCs w:val="19"/>
+          <w:highlight w:val="white"/>
+          <w:lang w:val="en-US"/>
+        </w:rPr>
+        <w:t xml:space="preserve">.CurrentDomain.BaseDirectory + </w:t>
+      </w:r>
+      <w:r>
+        <w:rPr>
+          <w:rFonts w:ascii="Cascadia Mono" w:hAnsi="Cascadia Mono" w:cs="Cascadia Mono"/>
+          <w:color w:val="A31515"/>
+          <w:sz w:val="19"/>
+          <w:szCs w:val="19"/>
+          <w:highlight w:val="white"/>
+          <w:lang w:val="en-US"/>
+        </w:rPr>
+        <w:t>"RptAudit.rdlc"</w:t>
+      </w:r>
+      <w:r>
+        <w:rPr>
+          <w:rFonts w:ascii="Cascadia Mono" w:hAnsi="Cascadia Mono" w:cs="Cascadia Mono"/>
+          <w:color w:val="000000"/>
+          <w:sz w:val="19"/>
+          <w:szCs w:val="19"/>
+          <w:highlight w:val="white"/>
+          <w:lang w:val="en-US"/>
+        </w:rPr>
+        <w:t>;</w:t>
+      </w:r>
+    </w:p>
+    <w:p>
+      <w:pPr>
+        <w:autoSpaceDE w:val="0"/>
+        <w:autoSpaceDN w:val="0"/>
+        <w:adjustRightInd w:val="0"/>
+        <w:spacing w:line="240" w:lineRule="auto"/>
+        <w:ind w:firstLine="0"/>
+        <w:jc w:val="left"/>
+        <w:rPr>
+          <w:rFonts w:ascii="Cascadia Mono" w:hAnsi="Cascadia Mono" w:cs="Cascadia Mono"/>
+          <w:color w:val="008000"/>
+          <w:sz w:val="19"/>
+          <w:szCs w:val="19"/>
+          <w:highlight w:val="white"/>
+          <w:lang w:val="en-US"/>
+        </w:rPr>
+      </w:pPr>
+      <w:r>
+        <w:rPr>
+          <w:rFonts w:ascii="Cascadia Mono" w:hAnsi="Cascadia Mono" w:cs="Cascadia Mono"/>
+          <w:color w:val="000000"/>
+          <w:sz w:val="19"/>
+          <w:szCs w:val="19"/>
+          <w:highlight w:val="white"/>
+          <w:lang w:val="en-US"/>
+        </w:rPr>
+        <w:t xml:space="preserve">                </w:t>
+      </w:r>
+      <w:r>
+        <w:rPr>
+          <w:rFonts w:ascii="Cascadia Mono" w:hAnsi="Cascadia Mono" w:cs="Cascadia Mono"/>
+          <w:color w:val="008000"/>
+          <w:sz w:val="19"/>
+          <w:szCs w:val="19"/>
+          <w:highlight w:val="white"/>
+          <w:lang w:val="en-US"/>
+        </w:rPr>
+        <w:t xml:space="preserve">// </w:t>
+      </w:r>
+      <w:r>
+        <w:rPr>
+          <w:rFonts w:ascii="Cascadia Mono" w:hAnsi="Cascadia Mono" w:cs="Cascadia Mono"/>
+          <w:color w:val="008000"/>
+          <w:sz w:val="19"/>
+          <w:szCs w:val="19"/>
+          <w:highlight w:val="white"/>
+        </w:rPr>
+        <w:t>Задание</w:t>
+      </w:r>
+      <w:r>
+        <w:rPr>
+          <w:rFonts w:ascii="Cascadia Mono" w:hAnsi="Cascadia Mono" w:cs="Cascadia Mono"/>
+          <w:color w:val="008000"/>
+          <w:sz w:val="19"/>
+          <w:szCs w:val="19"/>
+          <w:highlight w:val="white"/>
+          <w:lang w:val="en-US"/>
+        </w:rPr>
+        <w:t xml:space="preserve"> </w:t>
+      </w:r>
+      <w:r>
+        <w:rPr>
+          <w:rFonts w:ascii="Cascadia Mono" w:hAnsi="Cascadia Mono" w:cs="Cascadia Mono"/>
+          <w:color w:val="008000"/>
+          <w:sz w:val="19"/>
+          <w:szCs w:val="19"/>
+          <w:highlight w:val="white"/>
+        </w:rPr>
+        <w:t>источника</w:t>
+      </w:r>
+      <w:r>
+        <w:rPr>
+          <w:rFonts w:ascii="Cascadia Mono" w:hAnsi="Cascadia Mono" w:cs="Cascadia Mono"/>
+          <w:color w:val="008000"/>
+          <w:sz w:val="19"/>
+          <w:szCs w:val="19"/>
+          <w:highlight w:val="white"/>
+          <w:lang w:val="en-US"/>
+        </w:rPr>
+        <w:t xml:space="preserve"> </w:t>
+      </w:r>
+      <w:r>
+        <w:rPr>
+          <w:rFonts w:ascii="Cascadia Mono" w:hAnsi="Cascadia Mono" w:cs="Cascadia Mono"/>
+          <w:color w:val="008000"/>
+          <w:sz w:val="19"/>
+          <w:szCs w:val="19"/>
+          <w:highlight w:val="white"/>
+        </w:rPr>
+        <w:t>данных</w:t>
+      </w:r>
+      <w:r>
+        <w:rPr>
+          <w:rFonts w:ascii="Cascadia Mono" w:hAnsi="Cascadia Mono" w:cs="Cascadia Mono"/>
+          <w:color w:val="008000"/>
+          <w:sz w:val="19"/>
+          <w:szCs w:val="19"/>
+          <w:highlight w:val="white"/>
+          <w:lang w:val="en-US"/>
+        </w:rPr>
+        <w:t xml:space="preserve"> </w:t>
+      </w:r>
+      <w:r>
+        <w:rPr>
+          <w:rFonts w:ascii="Cascadia Mono" w:hAnsi="Cascadia Mono" w:cs="Cascadia Mono"/>
+          <w:color w:val="008000"/>
+          <w:sz w:val="19"/>
+          <w:szCs w:val="19"/>
+          <w:highlight w:val="white"/>
+        </w:rPr>
+        <w:t>отчета</w:t>
+      </w:r>
+    </w:p>
+    <w:p>
+      <w:pPr>
+        <w:autoSpaceDE w:val="0"/>
+        <w:autoSpaceDN w:val="0"/>
+        <w:adjustRightInd w:val="0"/>
+        <w:spacing w:line="240" w:lineRule="auto"/>
+        <w:ind w:firstLine="0"/>
+        <w:jc w:val="left"/>
+        <w:rPr>
+          <w:rFonts w:ascii="Cascadia Mono" w:hAnsi="Cascadia Mono" w:cs="Cascadia Mono"/>
+          <w:color w:val="000000"/>
+          <w:sz w:val="19"/>
+          <w:szCs w:val="19"/>
+          <w:highlight w:val="white"/>
+          <w:lang w:val="en-US"/>
+        </w:rPr>
+      </w:pPr>
+      <w:r>
+        <w:rPr>
+          <w:rFonts w:ascii="Cascadia Mono" w:hAnsi="Cascadia Mono" w:cs="Cascadia Mono"/>
+          <w:color w:val="000000"/>
+          <w:sz w:val="19"/>
+          <w:szCs w:val="19"/>
+          <w:highlight w:val="white"/>
+          <w:lang w:val="en-US"/>
+        </w:rPr>
+        <w:t xml:space="preserve">                </w:t>
+      </w:r>
+      <w:r>
+        <w:rPr>
+          <w:rFonts w:ascii="Cascadia Mono" w:hAnsi="Cascadia Mono" w:cs="Cascadia Mono"/>
+          <w:color w:val="2B91AF"/>
+          <w:sz w:val="19"/>
+          <w:szCs w:val="19"/>
+          <w:highlight w:val="white"/>
+          <w:lang w:val="en-US"/>
+        </w:rPr>
+        <w:t>ReportDataSource</w:t>
+      </w:r>
+      <w:r>
+        <w:rPr>
+          <w:rFonts w:ascii="Cascadia Mono" w:hAnsi="Cascadia Mono" w:cs="Cascadia Mono"/>
+          <w:color w:val="000000"/>
+          <w:sz w:val="19"/>
+          <w:szCs w:val="19"/>
+          <w:highlight w:val="white"/>
+          <w:lang w:val="en-US"/>
+        </w:rPr>
+        <w:t xml:space="preserve"> reportDataSource = </w:t>
+      </w:r>
+      <w:r>
+        <w:rPr>
+          <w:rFonts w:ascii="Cascadia Mono" w:hAnsi="Cascadia Mono" w:cs="Cascadia Mono"/>
+          <w:color w:val="0000FF"/>
+          <w:sz w:val="19"/>
+          <w:szCs w:val="19"/>
+          <w:highlight w:val="white"/>
+          <w:lang w:val="en-US"/>
+        </w:rPr>
+        <w:t>new</w:t>
+      </w:r>
+      <w:r>
+        <w:rPr>
+          <w:rFonts w:ascii="Cascadia Mono" w:hAnsi="Cascadia Mono" w:cs="Cascadia Mono"/>
+          <w:color w:val="000000"/>
+          <w:sz w:val="19"/>
+          <w:szCs w:val="19"/>
+          <w:highlight w:val="white"/>
+          <w:lang w:val="en-US"/>
+        </w:rPr>
+        <w:t xml:space="preserve"> </w:t>
+      </w:r>
+      <w:r>
+        <w:rPr>
+          <w:rFonts w:ascii="Cascadia Mono" w:hAnsi="Cascadia Mono" w:cs="Cascadia Mono"/>
+          <w:color w:val="2B91AF"/>
+          <w:sz w:val="19"/>
+          <w:szCs w:val="19"/>
+          <w:highlight w:val="white"/>
+          <w:lang w:val="en-US"/>
+        </w:rPr>
+        <w:t>ReportDataSource</w:t>
+      </w:r>
+      <w:r>
+        <w:rPr>
+          <w:rFonts w:ascii="Cascadia Mono" w:hAnsi="Cascadia Mono" w:cs="Cascadia Mono"/>
+          <w:color w:val="000000"/>
+          <w:sz w:val="19"/>
+          <w:szCs w:val="19"/>
+          <w:highlight w:val="white"/>
+          <w:lang w:val="en-US"/>
+        </w:rPr>
+        <w:t>();</w:t>
+      </w:r>
+    </w:p>
+    <w:p>
+      <w:pPr>
+        <w:autoSpaceDE w:val="0"/>
+        <w:autoSpaceDN w:val="0"/>
+        <w:adjustRightInd w:val="0"/>
+        <w:spacing w:line="240" w:lineRule="auto"/>
+        <w:ind w:firstLine="0"/>
+        <w:jc w:val="left"/>
+        <w:rPr>
+          <w:rFonts w:ascii="Cascadia Mono" w:hAnsi="Cascadia Mono" w:cs="Cascadia Mono"/>
+          <w:color w:val="008000"/>
+          <w:sz w:val="19"/>
+          <w:szCs w:val="19"/>
+          <w:highlight w:val="white"/>
+          <w:lang w:val="en-US"/>
+        </w:rPr>
+      </w:pPr>
+      <w:r>
+        <w:rPr>
+          <w:rFonts w:ascii="Cascadia Mono" w:hAnsi="Cascadia Mono" w:cs="Cascadia Mono"/>
+          <w:color w:val="000000"/>
+          <w:sz w:val="19"/>
+          <w:szCs w:val="19"/>
+          <w:highlight w:val="white"/>
+          <w:lang w:val="en-US"/>
+        </w:rPr>
+        <w:t xml:space="preserve">                reportDataSource.Name = </w:t>
+      </w:r>
+      <w:r>
+        <w:rPr>
+          <w:rFonts w:ascii="Cascadia Mono" w:hAnsi="Cascadia Mono" w:cs="Cascadia Mono"/>
+          <w:color w:val="A31515"/>
+          <w:sz w:val="19"/>
+          <w:szCs w:val="19"/>
+          <w:highlight w:val="white"/>
+          <w:lang w:val="en-US"/>
+        </w:rPr>
+        <w:t>"dsRptAudit"</w:t>
+      </w:r>
+      <w:r>
+        <w:rPr>
+          <w:rFonts w:ascii="Cascadia Mono" w:hAnsi="Cascadia Mono" w:cs="Cascadia Mono"/>
+          <w:color w:val="000000"/>
+          <w:sz w:val="19"/>
+          <w:szCs w:val="19"/>
+          <w:highlight w:val="white"/>
+          <w:lang w:val="en-US"/>
+        </w:rPr>
+        <w:t xml:space="preserve">; </w:t>
+      </w:r>
+      <w:r>
+        <w:rPr>
+          <w:rFonts w:ascii="Cascadia Mono" w:hAnsi="Cascadia Mono" w:cs="Cascadia Mono"/>
+          <w:color w:val="008000"/>
+          <w:sz w:val="19"/>
+          <w:szCs w:val="19"/>
+          <w:highlight w:val="white"/>
+          <w:lang w:val="en-US"/>
+        </w:rPr>
+        <w:t xml:space="preserve">// </w:t>
+      </w:r>
+      <w:r>
+        <w:rPr>
+          <w:rFonts w:ascii="Cascadia Mono" w:hAnsi="Cascadia Mono" w:cs="Cascadia Mono"/>
+          <w:color w:val="008000"/>
+          <w:sz w:val="19"/>
+          <w:szCs w:val="19"/>
+          <w:highlight w:val="white"/>
+        </w:rPr>
+        <w:t>Имя</w:t>
+      </w:r>
+      <w:r>
+        <w:rPr>
+          <w:rFonts w:ascii="Cascadia Mono" w:hAnsi="Cascadia Mono" w:cs="Cascadia Mono"/>
+          <w:color w:val="008000"/>
+          <w:sz w:val="19"/>
+          <w:szCs w:val="19"/>
+          <w:highlight w:val="white"/>
+          <w:lang w:val="en-US"/>
+        </w:rPr>
+        <w:t xml:space="preserve"> </w:t>
+      </w:r>
+      <w:r>
+        <w:rPr>
+          <w:rFonts w:ascii="Cascadia Mono" w:hAnsi="Cascadia Mono" w:cs="Cascadia Mono"/>
+          <w:color w:val="008000"/>
+          <w:sz w:val="19"/>
+          <w:szCs w:val="19"/>
+          <w:highlight w:val="white"/>
+        </w:rPr>
+        <w:t>должно</w:t>
+      </w:r>
+      <w:r>
+        <w:rPr>
+          <w:rFonts w:ascii="Cascadia Mono" w:hAnsi="Cascadia Mono" w:cs="Cascadia Mono"/>
+          <w:color w:val="008000"/>
+          <w:sz w:val="19"/>
+          <w:szCs w:val="19"/>
+          <w:highlight w:val="white"/>
+          <w:lang w:val="en-US"/>
+        </w:rPr>
+        <w:t xml:space="preserve"> </w:t>
+      </w:r>
+      <w:r>
+        <w:rPr>
+          <w:rFonts w:ascii="Cascadia Mono" w:hAnsi="Cascadia Mono" w:cs="Cascadia Mono"/>
+          <w:color w:val="008000"/>
+          <w:sz w:val="19"/>
+          <w:szCs w:val="19"/>
+          <w:highlight w:val="white"/>
+        </w:rPr>
+        <w:t>совпадать</w:t>
+      </w:r>
+    </w:p>
+    <w:p>
+      <w:pPr>
+        <w:autoSpaceDE w:val="0"/>
+        <w:autoSpaceDN w:val="0"/>
+        <w:adjustRightInd w:val="0"/>
+        <w:spacing w:line="240" w:lineRule="auto"/>
+        <w:ind w:firstLine="0"/>
+        <w:jc w:val="left"/>
+        <w:rPr>
+          <w:rFonts w:ascii="Cascadia Mono" w:hAnsi="Cascadia Mono" w:cs="Cascadia Mono"/>
+          <w:color w:val="008000"/>
+          <w:sz w:val="19"/>
+          <w:szCs w:val="19"/>
+          <w:highlight w:val="white"/>
+        </w:rPr>
+      </w:pPr>
+      <w:r>
+        <w:rPr>
+          <w:rFonts w:ascii="Cascadia Mono" w:hAnsi="Cascadia Mono" w:cs="Cascadia Mono"/>
+          <w:color w:val="000000"/>
+          <w:sz w:val="19"/>
+          <w:szCs w:val="19"/>
+          <w:highlight w:val="white"/>
+          <w:lang w:val="en-US"/>
+        </w:rPr>
+        <w:t xml:space="preserve">                                                 </w:t>
+      </w:r>
+      <w:r>
+        <w:rPr>
+          <w:rFonts w:ascii="Cascadia Mono" w:hAnsi="Cascadia Mono" w:cs="Cascadia Mono"/>
+          <w:color w:val="008000"/>
+          <w:sz w:val="19"/>
+          <w:szCs w:val="19"/>
+          <w:highlight w:val="white"/>
+        </w:rPr>
+        <w:t>// с именем источника шаблона отчета</w:t>
+      </w:r>
+    </w:p>
+    <w:p>
+      <w:pPr>
+        <w:autoSpaceDE w:val="0"/>
+        <w:autoSpaceDN w:val="0"/>
+        <w:adjustRightInd w:val="0"/>
+        <w:spacing w:line="240" w:lineRule="auto"/>
+        <w:ind w:firstLine="0"/>
+        <w:jc w:val="left"/>
+        <w:rPr>
+          <w:rFonts w:ascii="Cascadia Mono" w:hAnsi="Cascadia Mono" w:cs="Cascadia Mono"/>
+          <w:color w:val="000000"/>
+          <w:sz w:val="19"/>
+          <w:szCs w:val="19"/>
+          <w:highlight w:val="white"/>
+        </w:rPr>
+      </w:pPr>
+      <w:r>
+        <w:rPr>
+          <w:rFonts w:ascii="Cascadia Mono" w:hAnsi="Cascadia Mono" w:cs="Cascadia Mono"/>
+          <w:color w:val="000000"/>
+          <w:sz w:val="19"/>
+          <w:szCs w:val="19"/>
+          <w:highlight w:val="white"/>
+        </w:rPr>
+        <w:t xml:space="preserve">                reportDataSource.Value = table;</w:t>
+      </w:r>
+    </w:p>
+    <w:p>
+      <w:pPr>
+        <w:autoSpaceDE w:val="0"/>
+        <w:autoSpaceDN w:val="0"/>
+        <w:adjustRightInd w:val="0"/>
+        <w:spacing w:line="240" w:lineRule="auto"/>
+        <w:ind w:firstLine="0"/>
+        <w:jc w:val="left"/>
+        <w:rPr>
+          <w:rFonts w:ascii="Cascadia Mono" w:hAnsi="Cascadia Mono" w:cs="Cascadia Mono"/>
+          <w:color w:val="008000"/>
+          <w:sz w:val="19"/>
+          <w:szCs w:val="19"/>
+          <w:highlight w:val="white"/>
+          <w:lang w:val="en-US"/>
+        </w:rPr>
+      </w:pPr>
+      <w:r>
+        <w:rPr>
+          <w:rFonts w:ascii="Cascadia Mono" w:hAnsi="Cascadia Mono" w:cs="Cascadia Mono"/>
+          <w:color w:val="000000"/>
+          <w:sz w:val="19"/>
+          <w:szCs w:val="19"/>
+          <w:highlight w:val="white"/>
+        </w:rPr>
+        <w:t xml:space="preserve">                </w:t>
+      </w:r>
+      <w:r>
+        <w:rPr>
+          <w:rFonts w:ascii="Cascadia Mono" w:hAnsi="Cascadia Mono" w:cs="Cascadia Mono"/>
+          <w:color w:val="008000"/>
+          <w:sz w:val="19"/>
+          <w:szCs w:val="19"/>
+          <w:highlight w:val="white"/>
+          <w:lang w:val="en-US"/>
+        </w:rPr>
+        <w:t xml:space="preserve">// </w:t>
+      </w:r>
+      <w:r>
+        <w:rPr>
+          <w:rFonts w:ascii="Cascadia Mono" w:hAnsi="Cascadia Mono" w:cs="Cascadia Mono"/>
+          <w:color w:val="008000"/>
+          <w:sz w:val="19"/>
+          <w:szCs w:val="19"/>
+          <w:highlight w:val="white"/>
+        </w:rPr>
+        <w:t>вывод</w:t>
+      </w:r>
+      <w:r>
+        <w:rPr>
+          <w:rFonts w:ascii="Cascadia Mono" w:hAnsi="Cascadia Mono" w:cs="Cascadia Mono"/>
+          <w:color w:val="008000"/>
+          <w:sz w:val="19"/>
+          <w:szCs w:val="19"/>
+          <w:highlight w:val="white"/>
+          <w:lang w:val="en-US"/>
+        </w:rPr>
+        <w:t xml:space="preserve"> </w:t>
+      </w:r>
+      <w:r>
+        <w:rPr>
+          <w:rFonts w:ascii="Cascadia Mono" w:hAnsi="Cascadia Mono" w:cs="Cascadia Mono"/>
+          <w:color w:val="008000"/>
+          <w:sz w:val="19"/>
+          <w:szCs w:val="19"/>
+          <w:highlight w:val="white"/>
+        </w:rPr>
+        <w:t>отчета</w:t>
+      </w:r>
+    </w:p>
+    <w:p>
+      <w:pPr>
+        <w:autoSpaceDE w:val="0"/>
+        <w:autoSpaceDN w:val="0"/>
+        <w:adjustRightInd w:val="0"/>
+        <w:spacing w:line="240" w:lineRule="auto"/>
+        <w:ind w:firstLine="0"/>
+        <w:jc w:val="left"/>
+        <w:rPr>
+          <w:rFonts w:ascii="Cascadia Mono" w:hAnsi="Cascadia Mono" w:cs="Cascadia Mono"/>
+          <w:color w:val="000000"/>
+          <w:sz w:val="19"/>
+          <w:szCs w:val="19"/>
+          <w:highlight w:val="white"/>
+          <w:lang w:val="en-US"/>
+        </w:rPr>
+      </w:pPr>
+      <w:r>
+        <w:rPr>
+          <w:rFonts w:ascii="Cascadia Mono" w:hAnsi="Cascadia Mono" w:cs="Cascadia Mono"/>
+          <w:color w:val="000000"/>
+          <w:sz w:val="19"/>
+          <w:szCs w:val="19"/>
+          <w:highlight w:val="white"/>
+          <w:lang w:val="en-US"/>
+        </w:rPr>
+        <w:t xml:space="preserve">                frmRpt.reportViewer1.LocalReport.DataSources.Clear();</w:t>
+      </w:r>
+    </w:p>
+    <w:p>
+      <w:pPr>
+        <w:autoSpaceDE w:val="0"/>
+        <w:autoSpaceDN w:val="0"/>
+        <w:adjustRightInd w:val="0"/>
+        <w:spacing w:line="240" w:lineRule="auto"/>
+        <w:ind w:firstLine="0"/>
+        <w:jc w:val="left"/>
+        <w:rPr>
+          <w:rFonts w:ascii="Cascadia Mono" w:hAnsi="Cascadia Mono" w:cs="Cascadia Mono"/>
+          <w:color w:val="000000"/>
+          <w:sz w:val="19"/>
+          <w:szCs w:val="19"/>
+          <w:highlight w:val="white"/>
+          <w:lang w:val="en-US"/>
+        </w:rPr>
+      </w:pPr>
+      <w:r>
+        <w:rPr>
+          <w:rFonts w:ascii="Cascadia Mono" w:hAnsi="Cascadia Mono" w:cs="Cascadia Mono"/>
+          <w:color w:val="000000"/>
+          <w:sz w:val="19"/>
+          <w:szCs w:val="19"/>
+          <w:highlight w:val="white"/>
+          <w:lang w:val="en-US"/>
+        </w:rPr>
+        <w:t xml:space="preserve">                frmRpt.reportViewer1.LocalReport.DataSources.Add(reportDataSource);</w:t>
+      </w:r>
+    </w:p>
+    <w:p>
+      <w:pPr>
+        <w:autoSpaceDE w:val="0"/>
+        <w:autoSpaceDN w:val="0"/>
+        <w:adjustRightInd w:val="0"/>
+        <w:spacing w:line="240" w:lineRule="auto"/>
+        <w:ind w:firstLine="0"/>
+        <w:jc w:val="left"/>
+        <w:rPr>
+          <w:rFonts w:ascii="Cascadia Mono" w:hAnsi="Cascadia Mono" w:cs="Cascadia Mono"/>
+          <w:color w:val="000000"/>
+          <w:sz w:val="19"/>
+          <w:szCs w:val="19"/>
+          <w:highlight w:val="white"/>
+          <w:lang w:val="en-US"/>
+        </w:rPr>
+      </w:pPr>
+      <w:r>
+        <w:rPr>
+          <w:rFonts w:ascii="Cascadia Mono" w:hAnsi="Cascadia Mono" w:cs="Cascadia Mono"/>
+          <w:color w:val="000000"/>
+          <w:sz w:val="19"/>
+          <w:szCs w:val="19"/>
+          <w:highlight w:val="white"/>
+          <w:lang w:val="en-US"/>
+        </w:rPr>
+        <w:t xml:space="preserve">                frmRpt.reportViewer1.RefreshReport();</w:t>
+      </w:r>
+    </w:p>
+    <w:p>
+      <w:pPr>
+        <w:autoSpaceDE w:val="0"/>
+        <w:autoSpaceDN w:val="0"/>
+        <w:adjustRightInd w:val="0"/>
+        <w:spacing w:line="240" w:lineRule="auto"/>
+        <w:ind w:firstLine="0"/>
+        <w:jc w:val="left"/>
+        <w:rPr>
+          <w:rFonts w:ascii="Cascadia Mono" w:hAnsi="Cascadia Mono" w:cs="Cascadia Mono"/>
+          <w:color w:val="000000"/>
+          <w:sz w:val="19"/>
+          <w:szCs w:val="19"/>
+          <w:highlight w:val="white"/>
+          <w:lang w:val="en-US"/>
+        </w:rPr>
+      </w:pPr>
+      <w:r>
+        <w:rPr>
+          <w:rFonts w:ascii="Cascadia Mono" w:hAnsi="Cascadia Mono" w:cs="Cascadia Mono"/>
+          <w:color w:val="000000"/>
+          <w:sz w:val="19"/>
+          <w:szCs w:val="19"/>
+          <w:highlight w:val="white"/>
+          <w:lang w:val="en-US"/>
+        </w:rPr>
+        <w:t xml:space="preserve">                frmRpt.ShowDialog();</w:t>
+      </w:r>
+    </w:p>
+    <w:p>
+      <w:pPr>
+        <w:autoSpaceDE w:val="0"/>
+        <w:autoSpaceDN w:val="0"/>
+        <w:adjustRightInd w:val="0"/>
+        <w:spacing w:line="240" w:lineRule="auto"/>
+        <w:ind w:firstLine="0"/>
+        <w:jc w:val="left"/>
+        <w:rPr>
+          <w:rFonts w:ascii="Cascadia Mono" w:hAnsi="Cascadia Mono" w:cs="Cascadia Mono"/>
+          <w:color w:val="008000"/>
+          <w:sz w:val="19"/>
+          <w:szCs w:val="19"/>
+          <w:highlight w:val="white"/>
+          <w:lang w:val="en-US"/>
+        </w:rPr>
+      </w:pPr>
+      <w:r>
+        <w:rPr>
+          <w:rFonts w:ascii="Cascadia Mono" w:hAnsi="Cascadia Mono" w:cs="Cascadia Mono"/>
+          <w:color w:val="000000"/>
+          <w:sz w:val="19"/>
+          <w:szCs w:val="19"/>
+          <w:highlight w:val="white"/>
+          <w:lang w:val="en-US"/>
+        </w:rPr>
+        <w:t xml:space="preserve">            } </w:t>
+      </w:r>
+      <w:r>
+        <w:rPr>
+          <w:rFonts w:ascii="Cascadia Mono" w:hAnsi="Cascadia Mono" w:cs="Cascadia Mono"/>
+          <w:color w:val="008000"/>
+          <w:sz w:val="19"/>
+          <w:szCs w:val="19"/>
+          <w:highlight w:val="white"/>
+          <w:lang w:val="en-US"/>
+        </w:rPr>
+        <w:t>// using</w:t>
+      </w:r>
+    </w:p>
+    <w:p>
+      <w:pPr>
+        <w:autoSpaceDE w:val="0"/>
+        <w:autoSpaceDN w:val="0"/>
+        <w:adjustRightInd w:val="0"/>
+        <w:spacing w:line="240" w:lineRule="auto"/>
+        <w:ind w:firstLine="0"/>
+        <w:jc w:val="left"/>
+        <w:rPr>
+          <w:rFonts w:ascii="Cascadia Mono" w:hAnsi="Cascadia Mono" w:cs="Cascadia Mono"/>
+          <w:color w:val="008000"/>
+          <w:sz w:val="19"/>
+          <w:szCs w:val="19"/>
+          <w:highlight w:val="white"/>
+          <w:lang w:val="en-US"/>
+        </w:rPr>
+      </w:pPr>
+      <w:r>
+        <w:rPr>
+          <w:rFonts w:ascii="Cascadia Mono" w:hAnsi="Cascadia Mono" w:cs="Cascadia Mono"/>
+          <w:color w:val="000000"/>
+          <w:sz w:val="19"/>
+          <w:szCs w:val="19"/>
+          <w:highlight w:val="white"/>
+          <w:lang w:val="en-US"/>
+        </w:rPr>
+        <w:t xml:space="preserve">        } </w:t>
+      </w:r>
+      <w:r>
+        <w:rPr>
+          <w:rFonts w:ascii="Cascadia Mono" w:hAnsi="Cascadia Mono" w:cs="Cascadia Mono"/>
+          <w:color w:val="008000"/>
+          <w:sz w:val="19"/>
+          <w:szCs w:val="19"/>
+          <w:highlight w:val="white"/>
+          <w:lang w:val="en-US"/>
+        </w:rPr>
+        <w:t>// if</w:t>
+      </w:r>
+    </w:p>
+    <w:p>
+      <w:pPr>
+        <w:autoSpaceDE w:val="0"/>
+        <w:autoSpaceDN w:val="0"/>
+        <w:adjustRightInd w:val="0"/>
+        <w:spacing w:line="240" w:lineRule="auto"/>
+        <w:ind w:firstLine="0"/>
+        <w:jc w:val="left"/>
+        <w:rPr>
+          <w:rFonts w:ascii="Cascadia Mono" w:hAnsi="Cascadia Mono" w:cs="Cascadia Mono"/>
+          <w:color w:val="008000"/>
+          <w:sz w:val="19"/>
+          <w:szCs w:val="19"/>
+          <w:highlight w:val="white"/>
+          <w:lang w:val="en-US"/>
+        </w:rPr>
+      </w:pPr>
+      <w:r>
+        <w:rPr>
+          <w:rFonts w:ascii="Cascadia Mono" w:hAnsi="Cascadia Mono" w:cs="Cascadia Mono"/>
+          <w:color w:val="000000"/>
+          <w:sz w:val="19"/>
+          <w:szCs w:val="19"/>
+          <w:highlight w:val="white"/>
+          <w:lang w:val="en-US"/>
+        </w:rPr>
+        <w:t xml:space="preserve">    } </w:t>
+      </w:r>
+      <w:r>
+        <w:rPr>
+          <w:rFonts w:ascii="Cascadia Mono" w:hAnsi="Cascadia Mono" w:cs="Cascadia Mono"/>
+          <w:color w:val="008000"/>
+          <w:sz w:val="19"/>
+          <w:szCs w:val="19"/>
+          <w:highlight w:val="white"/>
+          <w:lang w:val="en-US"/>
+        </w:rPr>
+        <w:t>// try</w:t>
+      </w:r>
+    </w:p>
+    <w:p>
+      <w:pPr>
+        <w:autoSpaceDE w:val="0"/>
+        <w:autoSpaceDN w:val="0"/>
+        <w:adjustRightInd w:val="0"/>
+        <w:spacing w:line="240" w:lineRule="auto"/>
+        <w:ind w:firstLine="0"/>
+        <w:jc w:val="left"/>
+        <w:rPr>
+          <w:rFonts w:ascii="Cascadia Mono" w:hAnsi="Cascadia Mono" w:cs="Cascadia Mono"/>
+          <w:color w:val="0000FF"/>
+          <w:sz w:val="19"/>
+          <w:szCs w:val="19"/>
+          <w:highlight w:val="white"/>
+          <w:lang w:val="en-US"/>
+        </w:rPr>
+      </w:pPr>
+      <w:r>
+        <w:rPr>
+          <w:rFonts w:ascii="Cascadia Mono" w:hAnsi="Cascadia Mono" w:cs="Cascadia Mono"/>
+          <w:color w:val="000000"/>
+          <w:sz w:val="19"/>
+          <w:szCs w:val="19"/>
+          <w:highlight w:val="white"/>
+          <w:lang w:val="en-US"/>
+        </w:rPr>
+        <w:t xml:space="preserve">    </w:t>
+      </w:r>
+      <w:r>
+        <w:rPr>
+          <w:rFonts w:ascii="Cascadia Mono" w:hAnsi="Cascadia Mono" w:cs="Cascadia Mono"/>
+          <w:color w:val="0000FF"/>
+          <w:sz w:val="19"/>
+          <w:szCs w:val="19"/>
+          <w:highlight w:val="white"/>
+          <w:lang w:val="en-US"/>
+        </w:rPr>
+        <w:t>finally</w:t>
+      </w:r>
+    </w:p>
+    <w:p>
+      <w:pPr>
+        <w:autoSpaceDE w:val="0"/>
+        <w:autoSpaceDN w:val="0"/>
+        <w:adjustRightInd w:val="0"/>
+        <w:spacing w:line="240" w:lineRule="auto"/>
+        <w:ind w:firstLine="0"/>
+        <w:jc w:val="left"/>
+        <w:rPr>
+          <w:rFonts w:ascii="Cascadia Mono" w:hAnsi="Cascadia Mono" w:cs="Cascadia Mono"/>
+          <w:color w:val="000000"/>
+          <w:sz w:val="19"/>
+          <w:szCs w:val="19"/>
+          <w:highlight w:val="white"/>
+          <w:lang w:val="en-US"/>
+        </w:rPr>
+      </w:pPr>
+      <w:r>
+        <w:rPr>
+          <w:rFonts w:ascii="Cascadia Mono" w:hAnsi="Cascadia Mono" w:cs="Cascadia Mono"/>
+          <w:color w:val="000000"/>
+          <w:sz w:val="19"/>
+          <w:szCs w:val="19"/>
+          <w:highlight w:val="white"/>
+          <w:lang w:val="en-US"/>
+        </w:rPr>
+        <w:t xml:space="preserve">    {</w:t>
+      </w:r>
+    </w:p>
+    <w:p>
+      <w:pPr>
+        <w:autoSpaceDE w:val="0"/>
+        <w:autoSpaceDN w:val="0"/>
+        <w:adjustRightInd w:val="0"/>
+        <w:spacing w:line="240" w:lineRule="auto"/>
+        <w:ind w:firstLine="0"/>
+        <w:jc w:val="left"/>
+        <w:rPr>
+          <w:rFonts w:ascii="Cascadia Mono" w:hAnsi="Cascadia Mono" w:cs="Cascadia Mono"/>
+          <w:color w:val="000000"/>
+          <w:sz w:val="19"/>
+          <w:szCs w:val="19"/>
+          <w:highlight w:val="white"/>
+          <w:lang w:val="en-US"/>
+        </w:rPr>
+      </w:pPr>
+      <w:r>
+        <w:rPr>
+          <w:rFonts w:ascii="Cascadia Mono" w:hAnsi="Cascadia Mono" w:cs="Cascadia Mono"/>
+          <w:color w:val="000000"/>
+          <w:sz w:val="19"/>
+          <w:szCs w:val="19"/>
+          <w:highlight w:val="white"/>
+          <w:lang w:val="en-US"/>
+        </w:rPr>
+        <w:t xml:space="preserve">        frm_par.Dispose();</w:t>
+      </w:r>
+    </w:p>
+    <w:p>
+      <w:pPr>
+        <w:autoSpaceDE w:val="0"/>
+        <w:autoSpaceDN w:val="0"/>
+        <w:adjustRightInd w:val="0"/>
+        <w:spacing w:line="240" w:lineRule="auto"/>
+        <w:ind w:firstLine="0"/>
+        <w:jc w:val="left"/>
+        <w:rPr>
+          <w:rFonts w:ascii="Cascadia Mono" w:hAnsi="Cascadia Mono" w:cs="Cascadia Mono"/>
+          <w:color w:val="000000"/>
+          <w:sz w:val="19"/>
+          <w:szCs w:val="19"/>
+          <w:highlight w:val="white"/>
+        </w:rPr>
+      </w:pPr>
+      <w:r>
+        <w:rPr>
+          <w:rFonts w:ascii="Cascadia Mono" w:hAnsi="Cascadia Mono" w:cs="Cascadia Mono"/>
+          <w:color w:val="000000"/>
+          <w:sz w:val="19"/>
+          <w:szCs w:val="19"/>
+          <w:highlight w:val="white"/>
+          <w:lang w:val="en-US"/>
+        </w:rPr>
+        <w:t xml:space="preserve">    </w:t>
+      </w:r>
+      <w:r>
+        <w:rPr>
+          <w:rFonts w:ascii="Cascadia Mono" w:hAnsi="Cascadia Mono" w:cs="Cascadia Mono"/>
+          <w:color w:val="000000"/>
+          <w:sz w:val="19"/>
+          <w:szCs w:val="19"/>
+          <w:highlight w:val="white"/>
+        </w:rPr>
+        <w:t>}</w:t>
+      </w:r>
+    </w:p>
+    <w:p>
+      <w:pPr>
+        <w:autoSpaceDE w:val="0"/>
+        <w:autoSpaceDN w:val="0"/>
+        <w:adjustRightInd w:val="0"/>
+        <w:spacing w:line="240" w:lineRule="auto"/>
+        <w:ind w:firstLine="0"/>
+        <w:jc w:val="left"/>
+        <w:rPr>
+          <w:rFonts w:ascii="Cascadia Mono" w:hAnsi="Cascadia Mono" w:cs="Cascadia Mono"/>
+          <w:color w:val="000000"/>
+          <w:sz w:val="19"/>
+          <w:szCs w:val="19"/>
+          <w:highlight w:val="white"/>
+        </w:rPr>
+      </w:pPr>
+    </w:p>
+    <w:p>
+      <w:pPr>
+        <w:ind w:firstLine="0"/>
         <w:rPr>
           <w:rFonts w:eastAsia="Times New Roman" w:cs="Times New Roman"/>
           <w:b/>
@@ -881,13 +3943,75 @@
       </w:pPr>
       <w:r>
         <w:rPr>
+          <w:rFonts w:ascii="Cascadia Mono" w:hAnsi="Cascadia Mono" w:cs="Cascadia Mono"/>
+          <w:color w:val="000000"/>
+          <w:sz w:val="19"/>
+          <w:szCs w:val="19"/>
+          <w:highlight w:val="white"/>
+        </w:rPr>
+        <w:t>}</w:t>
+      </w:r>
+    </w:p>
+    <w:p>
+      <w:pPr>
+        <w:ind w:firstLine="0"/>
+        <w:rPr>
+          <w:rFonts w:eastAsia="Times New Roman" w:cs="Times New Roman"/>
+          <w:b/>
+          <w:szCs w:val="28"/>
+          <w:lang w:eastAsia="ru-RU"/>
+        </w:rPr>
+      </w:pPr>
+      <w:r>
+        <w:rPr>
+          <w:rFonts w:eastAsia="Times New Roman" w:cs="Times New Roman"/>
+          <w:b/>
+          <w:szCs w:val="28"/>
+          <w:lang w:eastAsia="ru-RU"/>
+        </w:rPr>
+        <w:t>С</w:t>
+      </w:r>
+      <w:r>
+        <w:rPr>
+          <w:rFonts w:eastAsia="Times New Roman" w:cs="Times New Roman"/>
+          <w:b/>
+          <w:szCs w:val="28"/>
+          <w:lang w:eastAsia="ru-RU"/>
+        </w:rPr>
+        <w:t>криншот формы задания параметров отчета</w:t>
+      </w:r>
+    </w:p>
+    <w:p>
+      <w:pPr>
+        <w:ind w:firstLine="0"/>
+        <w:rPr>
+          <w:rFonts w:eastAsia="Times New Roman" w:cs="Times New Roman"/>
+          <w:b/>
+          <w:szCs w:val="28"/>
+          <w:lang w:eastAsia="ru-RU"/>
+        </w:rPr>
+      </w:pPr>
+    </w:p>
+    <w:p>
+      <w:pPr>
+        <w:ind w:firstLine="0"/>
+        <w:jc w:val="center"/>
+        <w:rPr>
+          <w:rFonts w:eastAsia="Times New Roman" w:cs="Times New Roman"/>
+          <w:b/>
+          <w:szCs w:val="28"/>
+          <w:lang w:eastAsia="ru-RU"/>
+        </w:rPr>
+      </w:pPr>
+      <w:r>
+        <w:rPr>
           <w:noProof/>
         </w:rPr>
         <w:drawing>
-          <wp:inline distT="0" distB="0" distL="0" distR="0" wp14:anchorId="6017D96A" wp14:editId="62E25A87">
-            <wp:extent cx="5760085" cy="3132455"/>
-            <wp:effectExtent l="0" t="0" r="0" b="0"/>
-            <wp:docPr id="1" name="Рисунок 1"/>
+          <wp:inline distT="0" distB="0" distL="0" distR="0" wp14:anchorId="3B6BA1E3" wp14:editId="2B2E5529">
+            <wp:extent cx="3342857" cy="2476190"/>
+            <wp:effectExtent l="0" t="0" r="0" b="635"/>
+            <wp:docPr id="2" name="Рисунок 2"/>
             <wp:cNvGraphicFramePr>
               <a:graphicFrameLocks xmlns:a="http://schemas.openxmlformats.org/drawingml/2006/main" noChangeAspect="1"/>
             </wp:cNvGraphicFramePr>
@@ -907,7 +4031,7 @@
                   <pic:spPr>
                     <a:xfrm>
                       <a:off x="0" y="0"/>
-                      <a:ext cx="5760085" cy="3132455"/>
+                      <a:ext cx="3342857" cy="2476190"/>
                     </a:xfrm>
                     <a:prstGeom prst="rect">
                       <a:avLst/>
@@ -935,17 +4059,147 @@
         <w:t xml:space="preserve">Рис. </w:t>
       </w:r>
       <w:r>
-        <w:t>3</w:t>
-      </w:r>
-      <w:r>
-        <w:t xml:space="preserve"> –</w:t>
-      </w:r>
-      <w:r>
-        <w:t xml:space="preserve"> Шаблон отчёта Занятия</w:t>
-      </w:r>
+        <w:t xml:space="preserve">3 – Форма задания параметров отчёта </w:t>
+      </w:r>
+    </w:p>
+    <w:p>
+      <w:pPr>
+        <w:ind w:firstLine="0"/>
+        <w:jc w:val="center"/>
+        <w:rPr>
+          <w:rFonts w:eastAsia="Times New Roman" w:cs="Times New Roman"/>
+          <w:b/>
+          <w:szCs w:val="28"/>
+          <w:lang w:eastAsia="ru-RU"/>
+        </w:rPr>
+      </w:pPr>
+    </w:p>
+    <w:p>
+      <w:pPr>
+        <w:ind w:firstLine="0"/>
+        <w:rPr>
+          <w:rFonts w:eastAsia="Times New Roman" w:cs="Times New Roman"/>
+          <w:b/>
+          <w:szCs w:val="28"/>
+          <w:lang w:eastAsia="ru-RU"/>
+        </w:rPr>
+      </w:pPr>
+      <w:r>
+        <w:rPr>
+          <w:rFonts w:eastAsia="Times New Roman" w:cs="Times New Roman"/>
+          <w:b/>
+          <w:szCs w:val="28"/>
+          <w:lang w:eastAsia="ru-RU"/>
+        </w:rPr>
+        <w:t>С</w:t>
+      </w:r>
+      <w:r>
+        <w:rPr>
+          <w:rFonts w:eastAsia="Times New Roman" w:cs="Times New Roman"/>
+          <w:b/>
+          <w:szCs w:val="28"/>
+          <w:lang w:eastAsia="ru-RU"/>
+        </w:rPr>
+        <w:t>криншот сформированного отчета</w:t>
+      </w:r>
+    </w:p>
+    <w:p>
+      <w:pPr>
+        <w:ind w:firstLine="0"/>
+        <w:rPr>
+          <w:rFonts w:eastAsia="Times New Roman" w:cs="Times New Roman"/>
+          <w:b/>
+          <w:szCs w:val="28"/>
+          <w:lang w:eastAsia="ru-RU"/>
+        </w:rPr>
+      </w:pPr>
+    </w:p>
+    <w:p>
+      <w:pPr>
+        <w:ind w:firstLine="0"/>
+        <w:jc w:val="center"/>
+        <w:rPr>
+          <w:rFonts w:eastAsia="Times New Roman" w:cs="Times New Roman"/>
+          <w:b/>
+          <w:szCs w:val="28"/>
+          <w:lang w:eastAsia="ru-RU"/>
+        </w:rPr>
+      </w:pPr>
+      <w:r>
+        <w:rPr>
+          <w:rFonts w:eastAsia="Times New Roman" w:cs="Times New Roman"/>
+          <w:b/>
+          <w:szCs w:val="28"/>
+          <w:lang w:eastAsia="ru-RU"/>
+        </w:rPr>
+        <w:drawing>
+          <wp:inline distT="0" distB="0" distL="0" distR="0" wp14:anchorId="4A7A2C52" wp14:editId="0EA6CBEC">
+            <wp:extent cx="5760085" cy="3599815"/>
+            <wp:effectExtent l="0" t="0" r="0" b="635"/>
+            <wp:docPr id="1" name="Рисунок 1"/>
+            <wp:cNvGraphicFramePr>
+              <a:graphicFrameLocks xmlns:a="http://schemas.openxmlformats.org/drawingml/2006/main" noChangeAspect="1"/>
+            </wp:cNvGraphicFramePr>
+            <a:graphic xmlns:a="http://schemas.openxmlformats.org/drawingml/2006/main">
+              <a:graphicData uri="http://schemas.openxmlformats.org/drawingml/2006/picture">
+                <pic:pic xmlns:pic="http://schemas.openxmlformats.org/drawingml/2006/picture">
+                  <pic:nvPicPr>
+                    <pic:cNvPr id="1" name=""/>
+                    <pic:cNvPicPr/>
+                  </pic:nvPicPr>
+                  <pic:blipFill>
+                    <a:blip r:embed="rId10"/>
+                    <a:stretch>
+                      <a:fillRect/>
+                    </a:stretch>
+                  </pic:blipFill>
+                  <pic:spPr>
+                    <a:xfrm>
+                      <a:off x="0" y="0"/>
+                      <a:ext cx="5760085" cy="3599815"/>
+                    </a:xfrm>
+                    <a:prstGeom prst="rect">
+                      <a:avLst/>
+                    </a:prstGeom>
+                  </pic:spPr>
+                </pic:pic>
+              </a:graphicData>
+            </a:graphic>
+          </wp:inline>
+        </w:drawing>
+      </w:r>
+    </w:p>
+    <w:p>
+      <w:pPr>
+        <w:ind w:firstLine="0"/>
+        <w:jc w:val="center"/>
+        <w:rPr>
+          <w:rFonts w:eastAsia="Times New Roman" w:cs="Times New Roman"/>
+          <w:bCs/>
+          <w:szCs w:val="28"/>
+          <w:lang w:eastAsia="ru-RU"/>
+        </w:rPr>
+      </w:pPr>
+      <w:r>
+        <w:t xml:space="preserve">Рис. </w:t>
+      </w:r>
+      <w:r>
+        <w:t xml:space="preserve">4 – Отчёт по занятиям с 1 по 4 пару в 1 корпусе </w:t>
+      </w:r>
+    </w:p>
+    <w:p>
+      <w:pPr>
+        <w:ind w:firstLine="0"/>
+        <w:rPr>
+          <w:rFonts w:eastAsia="Times New Roman" w:cs="Times New Roman"/>
+          <w:bCs/>
+          <w:szCs w:val="28"/>
+          <w:lang w:eastAsia="ru-RU"/>
+        </w:rPr>
+      </w:pPr>
     </w:p>
     <w:sectPr>
-      <w:footerReference w:type="default" r:id="rId10"/>
+      <w:footerReference w:type="default" r:id="rId11"/>
       <w:pgSz w:w="11906" w:h="16838"/>
       <w:pgMar w:top="851" w:right="1134" w:bottom="851" w:left="1701" w:header="709" w:footer="709" w:gutter="0"/>
       <w:cols w:space="708"/>
@@ -2539,7 +5793,7 @@
   <w:style w:type="paragraph" w:default="1" w:styleId="a">
     <w:name w:val="Normal"/>
     <w:qFormat/>
-    <w:rsid w:val="00F84BAA"/>
+    <w:rsid w:val="003F201D"/>
     <w:pPr>
       <w:spacing w:after="0" w:line="360" w:lineRule="auto"/>
       <w:ind w:firstLine="709"/>
